--- a/skills/phong-ktda/assets/thu-moi-bao-gia-dich-vu.docx
+++ b/skills/phong-ktda/assets/thu-moi-bao-gia-dich-vu.docx
@@ -1,6 +1,6 @@
 
 <file path=word/document.xml><?xml version="1.0" encoding="utf-8"?>
-<w:document xmlns:ns1="http://schemas.openxmlformats.org/markup-compatibility/2006" xmlns:ns2="http://schemas.microsoft.com/office/word/2010/wordml" xmlns:ns3="http://schemas.openxmlformats.org/drawingml/2006/wordprocessingDrawing" xmlns:ns4="http://schemas.microsoft.com/office/word/2010/wordprocessingDrawing" xmlns:ns5="http://schemas.openxmlformats.org/drawingml/2006/main" xmlns:ns6="http://schemas.microsoft.com/office/word/2010/wordprocessingShape" xmlns:ns7="urn:schemas-microsoft-com:vml" xmlns:ns8="urn:schemas-microsoft-com:office:office" xmlns:ns9="http://schemas.openxmlformats.org/officeDocument/2006/relationships" xmlns:w="http://schemas.openxmlformats.org/wordprocessingml/2006/main" ns1:Ignorable="w14 w15 w16se w16cid w16 w16cex w16sdtdh w16du wp14">
+<w:document xmlns:ns1="http://schemas.openxmlformats.org/markup-compatibility/2006" xmlns:ns2="http://schemas.microsoft.com/office/word/2010/wordml" xmlns:ns3="http://schemas.openxmlformats.org/drawingml/2006/wordprocessingDrawing" xmlns:ns4="http://schemas.microsoft.com/office/word/2010/wordprocessingDrawing" xmlns:ns5="http://schemas.openxmlformats.org/drawingml/2006/main" xmlns:ns6="http://schemas.microsoft.com/office/word/2010/wordprocessingShape" xmlns:ns7="urn:schemas-microsoft-com:vml" xmlns:ns8="urn:schemas-microsoft-com:office:office" xmlns:ns9="http://schemas.openxmlformats.org/officeDocument/2006/relationships" xmlns:w="http://schemas.openxmlformats.org/wordprocessingml/2006/main" xmlns:wps="http://schemas.microsoft.com/office/word/2010/wordprocessingShape">
   <w:body>
     <w:tbl>
       <w:tblPr>
@@ -76,7 +76,7 @@
               <ns1:AlternateContent>
                 <ns1:Choice Requires="wps">
                   <w:drawing>
-                    <ns3:anchor distT="0" distB="0" distL="114300" distR="114300" simplePos="0" relativeHeight="251657216" behindDoc="0" locked="0" layoutInCell="1" allowOverlap="1" ns4:anchorId="3FA08A90" ns4:editId="0621D4A8">
+                    <ns3:anchor distT="0" distB="0" distL="114300" distR="114300" simplePos="0" relativeHeight="251657216" behindDoc="0" locked="0" layoutInCell="1" allowOverlap="1" ns4:editId="0621D4A8">
                       <ns3:simplePos x="0" y="0"/>
                       <ns3:positionH relativeFrom="column">
                         <ns3:posOffset>501706</ns3:posOffset>
@@ -125,7 +125,7 @@
                 </ns1:Choice>
                 <ns1:Fallback>
                   <w:pict>
-                    <ns7:line ns2:anchorId="301827C3" id="Straight Connector 3" ns8:spid="_x0000_s1026" style="position:absolute;z-index:251657216;visibility:visible;mso-wrap-style:square;mso-wrap-distance-left:9pt;mso-wrap-distance-top:0;mso-wrap-distance-right:9pt;mso-wrap-distance-bottom:0;mso-position-horizontal:absolute;mso-position-horizontal-relative:text;mso-position-vertical:absolute;mso-position-vertical-relative:text" from="39.5pt,2pt" to="145.25pt,2pt" ns8:gfxdata="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" strokecolor="black [3040]"/>
+                    <ns7:line id="Straight Connector 3" ns8:spid="_x0000_s1026" style="position:absolute;z-index:251657216;visibility:visible;mso-wrap-style:square;mso-wrap-distance-left:9pt;mso-wrap-distance-top:0;mso-wrap-distance-right:9pt;mso-wrap-distance-bottom:0;mso-position-horizontal:absolute;mso-position-horizontal-relative:text;mso-position-vertical:absolute;mso-position-vertical-relative:text" from="39.5pt,2pt" to="145.25pt,2pt" ns8:gfxdata="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" strokecolor="black [3040]"/>
                   </w:pict>
                 </ns1:Fallback>
               </ns1:AlternateContent>
@@ -203,7 +203,7 @@
               <ns1:AlternateContent>
                 <ns1:Choice Requires="wps">
                   <w:drawing>
-                    <ns3:anchor distT="0" distB="0" distL="114300" distR="114300" simplePos="0" relativeHeight="251662336" behindDoc="0" locked="0" layoutInCell="1" allowOverlap="1" ns4:anchorId="03418092" ns4:editId="27D1A960">
+                    <ns3:anchor distT="0" distB="0" distL="114300" distR="114300" simplePos="0" relativeHeight="251662336" behindDoc="0" locked="0" layoutInCell="1" allowOverlap="1" ns4:editId="27D1A960">
                       <ns3:simplePos x="0" y="0"/>
                       <ns3:positionH relativeFrom="column">
                         <ns3:posOffset>718738</ns3:posOffset>
@@ -258,7 +258,7 @@
                 </ns1:Choice>
                 <ns1:Fallback>
                   <w:pict>
-                    <ns7:line ns2:anchorId="18B1A505" id="Straight Connector 6" ns8:spid="_x0000_s1026" style="position:absolute;z-index:251662336;visibility:visible;mso-wrap-style:square;mso-width-percent:0;mso-height-percent:0;mso-wrap-distance-left:9pt;mso-wrap-distance-top:0;mso-wrap-distance-right:9pt;mso-wrap-distance-bottom:0;mso-position-horizontal:absolute;mso-position-horizontal-relative:text;mso-position-vertical:absolute;mso-position-vertical-relative:text;mso-width-percent:0;mso-height-percent:0;mso-width-relative:margin;mso-height-relative:margin" from="56.6pt,2.75pt" to="215.6pt,2.75pt" ns8:gfxdata="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" strokecolor="black [3040]"/>
+                    <ns7:line id="Straight Connector 6" ns8:spid="_x0000_s1026" style="position:absolute;z-index:251662336;visibility:visible;mso-wrap-style:square;mso-width-percent:0;mso-height-percent:0;mso-wrap-distance-left:9pt;mso-wrap-distance-top:0;mso-wrap-distance-right:9pt;mso-wrap-distance-bottom:0;mso-position-horizontal:absolute;mso-position-horizontal-relative:text;mso-position-vertical:absolute;mso-position-vertical-relative:text;mso-width-percent:0;mso-height-percent:0;mso-width-relative:margin;mso-height-relative:margin" from="56.6pt,2.75pt" to="215.6pt,2.75pt" ns8:gfxdata="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" strokecolor="black [3040]"/>
                   </w:pict>
                 </ns1:Fallback>
               </ns1:AlternateContent>
@@ -3915,7 +3915,7 @@
 </file>
 
 <file path=word/endnotes.xml><?xml version="1.0" encoding="utf-8"?>
-<w:endnotes xmlns:wpc="http://schemas.microsoft.com/office/word/2010/wordprocessingCanvas" xmlns:cx="http://schemas.microsoft.com/office/drawing/2014/chartex" xmlns:cx1="http://schemas.microsoft.com/office/drawing/2015/9/8/chartex" xmlns:cx2="http://schemas.microsoft.com/office/drawing/2015/10/21/chartex" xmlns:cx3="http://schemas.microsoft.com/office/drawing/2016/5/9/chartex" xmlns:cx4="http://schemas.microsoft.com/office/drawing/2016/5/10/chartex" xmlns:cx5="http://schemas.microsoft.com/office/drawing/2016/5/11/chartex" xmlns:cx6="http://schemas.microsoft.com/office/drawing/2016/5/12/chartex" xmlns:cx7="http://schemas.microsoft.com/office/drawing/2016/5/13/chartex" xmlns:cx8="http://schemas.microsoft.com/office/drawing/2016/5/14/chartex" xmlns:mc="http://schemas.openxmlformats.org/markup-compatibility/2006" xmlns:aink="http://schemas.microsoft.com/office/drawing/2016/ink" xmlns:am3d="http://schemas.microsoft.com/office/drawing/2017/model3d" xmlns:o="urn:schemas-microsoft-com:office:office" xmlns:oel="http://schemas.microsoft.com/office/2019/extlst" xmlns:r="http://schemas.openxmlformats.org/officeDocument/2006/relationships" xmlns:m="http://schemas.openxmlformats.org/officeDocument/2006/math" xmlns:v="urn:schemas-microsoft-com:vml" xmlns:wp14="http://schemas.microsoft.com/office/word/2010/wordprocessingDrawing" xmlns:wp="http://schemas.openxmlformats.org/drawingml/2006/wordprocessingDrawing" xmlns:w10="urn:schemas-microsoft-com:office:word" xmlns:w="http://schemas.openxmlformats.org/wordprocessingml/2006/main" xmlns:w14="http://schemas.microsoft.com/office/word/2010/wordml" xmlns:w15="http://schemas.microsoft.com/office/word/2012/wordml" xmlns:w16cex="http://schemas.microsoft.com/office/word/2018/wordml/cex" xmlns:w16cid="http://schemas.microsoft.com/office/word/2016/wordml/cid" xmlns:w16="http://schemas.microsoft.com/office/word/2018/wordml" xmlns:w16du="http://schemas.microsoft.com/office/word/2023/wordml/word16du" xmlns:w16sdtdh="http://schemas.microsoft.com/office/word/2020/wordml/sdtdatahash" xmlns:w16se="http://schemas.microsoft.com/office/word/2015/wordml/symex" xmlns:wpg="http://schemas.microsoft.com/office/word/2010/wordprocessingGroup" xmlns:wpi="http://schemas.microsoft.com/office/word/2010/wordprocessingInk" xmlns:wne="http://schemas.microsoft.com/office/word/2006/wordml" xmlns:wps="http://schemas.microsoft.com/office/word/2010/wordprocessingShape" mc:Ignorable="w14 w15 w16se w16cid w16 w16cex w16sdtdh w16du wp14">
+<w:endnotes xmlns:wpc="http://schemas.microsoft.com/office/word/2010/wordprocessingCanvas" xmlns:cx="http://schemas.microsoft.com/office/drawing/2014/chartex" xmlns:cx1="http://schemas.microsoft.com/office/drawing/2015/9/8/chartex" xmlns:cx2="http://schemas.microsoft.com/office/drawing/2015/10/21/chartex" xmlns:cx3="http://schemas.microsoft.com/office/drawing/2016/5/9/chartex" xmlns:cx4="http://schemas.microsoft.com/office/drawing/2016/5/10/chartex" xmlns:cx5="http://schemas.microsoft.com/office/drawing/2016/5/11/chartex" xmlns:cx6="http://schemas.microsoft.com/office/drawing/2016/5/12/chartex" xmlns:cx7="http://schemas.microsoft.com/office/drawing/2016/5/13/chartex" xmlns:cx8="http://schemas.microsoft.com/office/drawing/2016/5/14/chartex" xmlns:mc="http://schemas.openxmlformats.org/markup-compatibility/2006" xmlns:aink="http://schemas.microsoft.com/office/drawing/2016/ink" xmlns:am3d="http://schemas.microsoft.com/office/drawing/2017/model3d" xmlns:o="urn:schemas-microsoft-com:office:office" xmlns:oel="http://schemas.microsoft.com/office/2019/extlst" xmlns:r="http://schemas.openxmlformats.org/officeDocument/2006/relationships" xmlns:m="http://schemas.openxmlformats.org/officeDocument/2006/math" xmlns:v="urn:schemas-microsoft-com:vml" xmlns:wp14="http://schemas.microsoft.com/office/word/2010/wordprocessingDrawing" xmlns:wp="http://schemas.openxmlformats.org/drawingml/2006/wordprocessingDrawing" xmlns:w10="urn:schemas-microsoft-com:office:word" xmlns:w="http://schemas.openxmlformats.org/wordprocessingml/2006/main" xmlns:w14="http://schemas.microsoft.com/office/word/2010/wordml" xmlns:w15="http://schemas.microsoft.com/office/word/2012/wordml" xmlns:w16cex="http://schemas.microsoft.com/office/word/2018/wordml/cex" xmlns:w16="http://schemas.microsoft.com/office/word/2018/wordml" xmlns:w16du="http://schemas.microsoft.com/office/word/2023/wordml/word16du" xmlns:w16sdtdh="http://schemas.microsoft.com/office/word/2020/wordml/sdtdatahash" xmlns:w16se="http://schemas.microsoft.com/office/word/2015/wordml/symex" xmlns:wpg="http://schemas.microsoft.com/office/word/2010/wordprocessingGroup" xmlns:wpi="http://schemas.microsoft.com/office/word/2010/wordprocessingInk" xmlns:wne="http://schemas.microsoft.com/office/word/2006/wordml" xmlns:wps="http://schemas.microsoft.com/office/word/2010/wordprocessingShape">
   <w:endnote w:type="separator" w:id="-1">
     <w:p>
       <w:pPr>
@@ -3942,7 +3942,7 @@
 </file>
 
 <file path=word/footer1.xml><?xml version="1.0" encoding="utf-8"?>
-<w:ftr xmlns:wpc="http://schemas.microsoft.com/office/word/2010/wordprocessingCanvas" xmlns:cx="http://schemas.microsoft.com/office/drawing/2014/chartex" xmlns:cx1="http://schemas.microsoft.com/office/drawing/2015/9/8/chartex" xmlns:cx2="http://schemas.microsoft.com/office/drawing/2015/10/21/chartex" xmlns:cx3="http://schemas.microsoft.com/office/drawing/2016/5/9/chartex" xmlns:cx4="http://schemas.microsoft.com/office/drawing/2016/5/10/chartex" xmlns:cx5="http://schemas.microsoft.com/office/drawing/2016/5/11/chartex" xmlns:cx6="http://schemas.microsoft.com/office/drawing/2016/5/12/chartex" xmlns:cx7="http://schemas.microsoft.com/office/drawing/2016/5/13/chartex" xmlns:cx8="http://schemas.microsoft.com/office/drawing/2016/5/14/chartex" xmlns:mc="http://schemas.openxmlformats.org/markup-compatibility/2006" xmlns:aink="http://schemas.microsoft.com/office/drawing/2016/ink" xmlns:am3d="http://schemas.microsoft.com/office/drawing/2017/model3d" xmlns:o="urn:schemas-microsoft-com:office:office" xmlns:oel="http://schemas.microsoft.com/office/2019/extlst" xmlns:r="http://schemas.openxmlformats.org/officeDocument/2006/relationships" xmlns:m="http://schemas.openxmlformats.org/officeDocument/2006/math" xmlns:v="urn:schemas-microsoft-com:vml" xmlns:wp14="http://schemas.microsoft.com/office/word/2010/wordprocessingDrawing" xmlns:wp="http://schemas.openxmlformats.org/drawingml/2006/wordprocessingDrawing" xmlns:w10="urn:schemas-microsoft-com:office:word" xmlns:w="http://schemas.openxmlformats.org/wordprocessingml/2006/main" xmlns:w14="http://schemas.microsoft.com/office/word/2010/wordml" xmlns:w15="http://schemas.microsoft.com/office/word/2012/wordml" xmlns:w16cex="http://schemas.microsoft.com/office/word/2018/wordml/cex" xmlns:w16cid="http://schemas.microsoft.com/office/word/2016/wordml/cid" xmlns:w16="http://schemas.microsoft.com/office/word/2018/wordml" xmlns:w16du="http://schemas.microsoft.com/office/word/2023/wordml/word16du" xmlns:w16sdtdh="http://schemas.microsoft.com/office/word/2020/wordml/sdtdatahash" xmlns:w16se="http://schemas.microsoft.com/office/word/2015/wordml/symex" xmlns:wpg="http://schemas.microsoft.com/office/word/2010/wordprocessingGroup" xmlns:wpi="http://schemas.microsoft.com/office/word/2010/wordprocessingInk" xmlns:wne="http://schemas.microsoft.com/office/word/2006/wordml" xmlns:wps="http://schemas.microsoft.com/office/word/2010/wordprocessingShape" mc:Ignorable="w14 w15 w16se w16cid w16 w16cex w16sdtdh w16du wp14">
+<w:ftr xmlns:wpc="http://schemas.microsoft.com/office/word/2010/wordprocessingCanvas" xmlns:cx="http://schemas.microsoft.com/office/drawing/2014/chartex" xmlns:cx1="http://schemas.microsoft.com/office/drawing/2015/9/8/chartex" xmlns:cx2="http://schemas.microsoft.com/office/drawing/2015/10/21/chartex" xmlns:cx3="http://schemas.microsoft.com/office/drawing/2016/5/9/chartex" xmlns:cx4="http://schemas.microsoft.com/office/drawing/2016/5/10/chartex" xmlns:cx5="http://schemas.microsoft.com/office/drawing/2016/5/11/chartex" xmlns:cx6="http://schemas.microsoft.com/office/drawing/2016/5/12/chartex" xmlns:cx7="http://schemas.microsoft.com/office/drawing/2016/5/13/chartex" xmlns:cx8="http://schemas.microsoft.com/office/drawing/2016/5/14/chartex" xmlns:mc="http://schemas.openxmlformats.org/markup-compatibility/2006" xmlns:aink="http://schemas.microsoft.com/office/drawing/2016/ink" xmlns:am3d="http://schemas.microsoft.com/office/drawing/2017/model3d" xmlns:o="urn:schemas-microsoft-com:office:office" xmlns:oel="http://schemas.microsoft.com/office/2019/extlst" xmlns:r="http://schemas.openxmlformats.org/officeDocument/2006/relationships" xmlns:m="http://schemas.openxmlformats.org/officeDocument/2006/math" xmlns:v="urn:schemas-microsoft-com:vml" xmlns:wp14="http://schemas.microsoft.com/office/word/2010/wordprocessingDrawing" xmlns:wp="http://schemas.openxmlformats.org/drawingml/2006/wordprocessingDrawing" xmlns:w10="urn:schemas-microsoft-com:office:word" xmlns:w="http://schemas.openxmlformats.org/wordprocessingml/2006/main" xmlns:w14="http://schemas.microsoft.com/office/word/2010/wordml" xmlns:w15="http://schemas.microsoft.com/office/word/2012/wordml" xmlns:w16cex="http://schemas.microsoft.com/office/word/2018/wordml/cex" xmlns:w16="http://schemas.microsoft.com/office/word/2018/wordml" xmlns:w16du="http://schemas.microsoft.com/office/word/2023/wordml/word16du" xmlns:w16sdtdh="http://schemas.microsoft.com/office/word/2020/wordml/sdtdatahash" xmlns:w16se="http://schemas.microsoft.com/office/word/2015/wordml/symex" xmlns:wpg="http://schemas.microsoft.com/office/word/2010/wordprocessingGroup" xmlns:wpi="http://schemas.microsoft.com/office/word/2010/wordprocessingInk" xmlns:wne="http://schemas.microsoft.com/office/word/2006/wordml" xmlns:wps="http://schemas.microsoft.com/office/word/2010/wordprocessingShape">
   <w:p>
     <w:pPr>
       <w:pStyle w:val="Footer"/>
@@ -3953,7 +3953,7 @@
 </file>
 
 <file path=word/footer2.xml><?xml version="1.0" encoding="utf-8"?>
-<w:ftr xmlns:wpc="http://schemas.microsoft.com/office/word/2010/wordprocessingCanvas" xmlns:cx="http://schemas.microsoft.com/office/drawing/2014/chartex" xmlns:cx1="http://schemas.microsoft.com/office/drawing/2015/9/8/chartex" xmlns:cx2="http://schemas.microsoft.com/office/drawing/2015/10/21/chartex" xmlns:cx3="http://schemas.microsoft.com/office/drawing/2016/5/9/chartex" xmlns:cx4="http://schemas.microsoft.com/office/drawing/2016/5/10/chartex" xmlns:cx5="http://schemas.microsoft.com/office/drawing/2016/5/11/chartex" xmlns:cx6="http://schemas.microsoft.com/office/drawing/2016/5/12/chartex" xmlns:cx7="http://schemas.microsoft.com/office/drawing/2016/5/13/chartex" xmlns:cx8="http://schemas.microsoft.com/office/drawing/2016/5/14/chartex" xmlns:mc="http://schemas.openxmlformats.org/markup-compatibility/2006" xmlns:aink="http://schemas.microsoft.com/office/drawing/2016/ink" xmlns:am3d="http://schemas.microsoft.com/office/drawing/2017/model3d" xmlns:o="urn:schemas-microsoft-com:office:office" xmlns:oel="http://schemas.microsoft.com/office/2019/extlst" xmlns:r="http://schemas.openxmlformats.org/officeDocument/2006/relationships" xmlns:m="http://schemas.openxmlformats.org/officeDocument/2006/math" xmlns:v="urn:schemas-microsoft-com:vml" xmlns:wp14="http://schemas.microsoft.com/office/word/2010/wordprocessingDrawing" xmlns:wp="http://schemas.openxmlformats.org/drawingml/2006/wordprocessingDrawing" xmlns:w10="urn:schemas-microsoft-com:office:word" xmlns:w="http://schemas.openxmlformats.org/wordprocessingml/2006/main" xmlns:w14="http://schemas.microsoft.com/office/word/2010/wordml" xmlns:w15="http://schemas.microsoft.com/office/word/2012/wordml" xmlns:w16cex="http://schemas.microsoft.com/office/word/2018/wordml/cex" xmlns:w16cid="http://schemas.microsoft.com/office/word/2016/wordml/cid" xmlns:w16="http://schemas.microsoft.com/office/word/2018/wordml" xmlns:w16du="http://schemas.microsoft.com/office/word/2023/wordml/word16du" xmlns:w16sdtdh="http://schemas.microsoft.com/office/word/2020/wordml/sdtdatahash" xmlns:w16se="http://schemas.microsoft.com/office/word/2015/wordml/symex" xmlns:wpg="http://schemas.microsoft.com/office/word/2010/wordprocessingGroup" xmlns:wpi="http://schemas.microsoft.com/office/word/2010/wordprocessingInk" xmlns:wne="http://schemas.microsoft.com/office/word/2006/wordml" xmlns:wps="http://schemas.microsoft.com/office/word/2010/wordprocessingShape" mc:Ignorable="w14 w15 w16se w16cid w16 w16cex w16sdtdh w16du wp14">
+<w:ftr xmlns:wpc="http://schemas.microsoft.com/office/word/2010/wordprocessingCanvas" xmlns:cx="http://schemas.microsoft.com/office/drawing/2014/chartex" xmlns:cx1="http://schemas.microsoft.com/office/drawing/2015/9/8/chartex" xmlns:cx2="http://schemas.microsoft.com/office/drawing/2015/10/21/chartex" xmlns:cx3="http://schemas.microsoft.com/office/drawing/2016/5/9/chartex" xmlns:cx4="http://schemas.microsoft.com/office/drawing/2016/5/10/chartex" xmlns:cx5="http://schemas.microsoft.com/office/drawing/2016/5/11/chartex" xmlns:cx6="http://schemas.microsoft.com/office/drawing/2016/5/12/chartex" xmlns:cx7="http://schemas.microsoft.com/office/drawing/2016/5/13/chartex" xmlns:cx8="http://schemas.microsoft.com/office/drawing/2016/5/14/chartex" xmlns:mc="http://schemas.openxmlformats.org/markup-compatibility/2006" xmlns:aink="http://schemas.microsoft.com/office/drawing/2016/ink" xmlns:am3d="http://schemas.microsoft.com/office/drawing/2017/model3d" xmlns:o="urn:schemas-microsoft-com:office:office" xmlns:oel="http://schemas.microsoft.com/office/2019/extlst" xmlns:r="http://schemas.openxmlformats.org/officeDocument/2006/relationships" xmlns:m="http://schemas.openxmlformats.org/officeDocument/2006/math" xmlns:v="urn:schemas-microsoft-com:vml" xmlns:wp14="http://schemas.microsoft.com/office/word/2010/wordprocessingDrawing" xmlns:wp="http://schemas.openxmlformats.org/drawingml/2006/wordprocessingDrawing" xmlns:w10="urn:schemas-microsoft-com:office:word" xmlns:w="http://schemas.openxmlformats.org/wordprocessingml/2006/main" xmlns:w14="http://schemas.microsoft.com/office/word/2010/wordml" xmlns:w15="http://schemas.microsoft.com/office/word/2012/wordml" xmlns:w16cex="http://schemas.microsoft.com/office/word/2018/wordml/cex" xmlns:w16="http://schemas.microsoft.com/office/word/2018/wordml" xmlns:w16du="http://schemas.microsoft.com/office/word/2023/wordml/word16du" xmlns:w16sdtdh="http://schemas.microsoft.com/office/word/2020/wordml/sdtdatahash" xmlns:w16se="http://schemas.microsoft.com/office/word/2015/wordml/symex" xmlns:wpg="http://schemas.microsoft.com/office/word/2010/wordprocessingGroup" xmlns:wpi="http://schemas.microsoft.com/office/word/2010/wordprocessingInk" xmlns:wne="http://schemas.microsoft.com/office/word/2006/wordml" xmlns:wps="http://schemas.microsoft.com/office/word/2010/wordprocessingShape">
   <w:p>
     <w:pPr>
       <w:pStyle w:val="Footer"/>
@@ -3964,7 +3964,7 @@
 </file>
 
 <file path=word/footer3.xml><?xml version="1.0" encoding="utf-8"?>
-<w:ftr xmlns:wpc="http://schemas.microsoft.com/office/word/2010/wordprocessingCanvas" xmlns:cx="http://schemas.microsoft.com/office/drawing/2014/chartex" xmlns:cx1="http://schemas.microsoft.com/office/drawing/2015/9/8/chartex" xmlns:cx2="http://schemas.microsoft.com/office/drawing/2015/10/21/chartex" xmlns:cx3="http://schemas.microsoft.com/office/drawing/2016/5/9/chartex" xmlns:cx4="http://schemas.microsoft.com/office/drawing/2016/5/10/chartex" xmlns:cx5="http://schemas.microsoft.com/office/drawing/2016/5/11/chartex" xmlns:cx6="http://schemas.microsoft.com/office/drawing/2016/5/12/chartex" xmlns:cx7="http://schemas.microsoft.com/office/drawing/2016/5/13/chartex" xmlns:cx8="http://schemas.microsoft.com/office/drawing/2016/5/14/chartex" xmlns:mc="http://schemas.openxmlformats.org/markup-compatibility/2006" xmlns:aink="http://schemas.microsoft.com/office/drawing/2016/ink" xmlns:am3d="http://schemas.microsoft.com/office/drawing/2017/model3d" xmlns:o="urn:schemas-microsoft-com:office:office" xmlns:oel="http://schemas.microsoft.com/office/2019/extlst" xmlns:r="http://schemas.openxmlformats.org/officeDocument/2006/relationships" xmlns:m="http://schemas.openxmlformats.org/officeDocument/2006/math" xmlns:v="urn:schemas-microsoft-com:vml" xmlns:wp14="http://schemas.microsoft.com/office/word/2010/wordprocessingDrawing" xmlns:wp="http://schemas.openxmlformats.org/drawingml/2006/wordprocessingDrawing" xmlns:w10="urn:schemas-microsoft-com:office:word" xmlns:w="http://schemas.openxmlformats.org/wordprocessingml/2006/main" xmlns:w14="http://schemas.microsoft.com/office/word/2010/wordml" xmlns:w15="http://schemas.microsoft.com/office/word/2012/wordml" xmlns:w16cex="http://schemas.microsoft.com/office/word/2018/wordml/cex" xmlns:w16cid="http://schemas.microsoft.com/office/word/2016/wordml/cid" xmlns:w16="http://schemas.microsoft.com/office/word/2018/wordml" xmlns:w16du="http://schemas.microsoft.com/office/word/2023/wordml/word16du" xmlns:w16sdtdh="http://schemas.microsoft.com/office/word/2020/wordml/sdtdatahash" xmlns:w16se="http://schemas.microsoft.com/office/word/2015/wordml/symex" xmlns:wpg="http://schemas.microsoft.com/office/word/2010/wordprocessingGroup" xmlns:wpi="http://schemas.microsoft.com/office/word/2010/wordprocessingInk" xmlns:wne="http://schemas.microsoft.com/office/word/2006/wordml" xmlns:wps="http://schemas.microsoft.com/office/word/2010/wordprocessingShape" mc:Ignorable="w14 w15 w16se w16cid w16 w16cex w16sdtdh w16du wp14">
+<w:ftr xmlns:wpc="http://schemas.microsoft.com/office/word/2010/wordprocessingCanvas" xmlns:cx="http://schemas.microsoft.com/office/drawing/2014/chartex" xmlns:cx1="http://schemas.microsoft.com/office/drawing/2015/9/8/chartex" xmlns:cx2="http://schemas.microsoft.com/office/drawing/2015/10/21/chartex" xmlns:cx3="http://schemas.microsoft.com/office/drawing/2016/5/9/chartex" xmlns:cx4="http://schemas.microsoft.com/office/drawing/2016/5/10/chartex" xmlns:cx5="http://schemas.microsoft.com/office/drawing/2016/5/11/chartex" xmlns:cx6="http://schemas.microsoft.com/office/drawing/2016/5/12/chartex" xmlns:cx7="http://schemas.microsoft.com/office/drawing/2016/5/13/chartex" xmlns:cx8="http://schemas.microsoft.com/office/drawing/2016/5/14/chartex" xmlns:mc="http://schemas.openxmlformats.org/markup-compatibility/2006" xmlns:aink="http://schemas.microsoft.com/office/drawing/2016/ink" xmlns:am3d="http://schemas.microsoft.com/office/drawing/2017/model3d" xmlns:o="urn:schemas-microsoft-com:office:office" xmlns:oel="http://schemas.microsoft.com/office/2019/extlst" xmlns:r="http://schemas.openxmlformats.org/officeDocument/2006/relationships" xmlns:m="http://schemas.openxmlformats.org/officeDocument/2006/math" xmlns:v="urn:schemas-microsoft-com:vml" xmlns:wp14="http://schemas.microsoft.com/office/word/2010/wordprocessingDrawing" xmlns:wp="http://schemas.openxmlformats.org/drawingml/2006/wordprocessingDrawing" xmlns:w10="urn:schemas-microsoft-com:office:word" xmlns:w="http://schemas.openxmlformats.org/wordprocessingml/2006/main" xmlns:w14="http://schemas.microsoft.com/office/word/2010/wordml" xmlns:w15="http://schemas.microsoft.com/office/word/2012/wordml" xmlns:w16cex="http://schemas.microsoft.com/office/word/2018/wordml/cex" xmlns:w16="http://schemas.microsoft.com/office/word/2018/wordml" xmlns:w16du="http://schemas.microsoft.com/office/word/2023/wordml/word16du" xmlns:w16sdtdh="http://schemas.microsoft.com/office/word/2020/wordml/sdtdatahash" xmlns:w16se="http://schemas.microsoft.com/office/word/2015/wordml/symex" xmlns:wpg="http://schemas.microsoft.com/office/word/2010/wordprocessingGroup" xmlns:wpi="http://schemas.microsoft.com/office/word/2010/wordprocessingInk" xmlns:wne="http://schemas.microsoft.com/office/word/2006/wordml" xmlns:wps="http://schemas.microsoft.com/office/word/2010/wordprocessingShape">
   <w:p>
     <w:pPr>
       <w:pStyle w:val="Footer"/>
@@ -3975,7 +3975,7 @@
 </file>
 
 <file path=word/footnotes.xml><?xml version="1.0" encoding="utf-8"?>
-<w:footnotes xmlns:wpc="http://schemas.microsoft.com/office/word/2010/wordprocessingCanvas" xmlns:cx="http://schemas.microsoft.com/office/drawing/2014/chartex" xmlns:cx1="http://schemas.microsoft.com/office/drawing/2015/9/8/chartex" xmlns:cx2="http://schemas.microsoft.com/office/drawing/2015/10/21/chartex" xmlns:cx3="http://schemas.microsoft.com/office/drawing/2016/5/9/chartex" xmlns:cx4="http://schemas.microsoft.com/office/drawing/2016/5/10/chartex" xmlns:cx5="http://schemas.microsoft.com/office/drawing/2016/5/11/chartex" xmlns:cx6="http://schemas.microsoft.com/office/drawing/2016/5/12/chartex" xmlns:cx7="http://schemas.microsoft.com/office/drawing/2016/5/13/chartex" xmlns:cx8="http://schemas.microsoft.com/office/drawing/2016/5/14/chartex" xmlns:mc="http://schemas.openxmlformats.org/markup-compatibility/2006" xmlns:aink="http://schemas.microsoft.com/office/drawing/2016/ink" xmlns:am3d="http://schemas.microsoft.com/office/drawing/2017/model3d" xmlns:o="urn:schemas-microsoft-com:office:office" xmlns:oel="http://schemas.microsoft.com/office/2019/extlst" xmlns:r="http://schemas.openxmlformats.org/officeDocument/2006/relationships" xmlns:m="http://schemas.openxmlformats.org/officeDocument/2006/math" xmlns:v="urn:schemas-microsoft-com:vml" xmlns:wp14="http://schemas.microsoft.com/office/word/2010/wordprocessingDrawing" xmlns:wp="http://schemas.openxmlformats.org/drawingml/2006/wordprocessingDrawing" xmlns:w10="urn:schemas-microsoft-com:office:word" xmlns:w="http://schemas.openxmlformats.org/wordprocessingml/2006/main" xmlns:w14="http://schemas.microsoft.com/office/word/2010/wordml" xmlns:w15="http://schemas.microsoft.com/office/word/2012/wordml" xmlns:w16cex="http://schemas.microsoft.com/office/word/2018/wordml/cex" xmlns:w16cid="http://schemas.microsoft.com/office/word/2016/wordml/cid" xmlns:w16="http://schemas.microsoft.com/office/word/2018/wordml" xmlns:w16du="http://schemas.microsoft.com/office/word/2023/wordml/word16du" xmlns:w16sdtdh="http://schemas.microsoft.com/office/word/2020/wordml/sdtdatahash" xmlns:w16se="http://schemas.microsoft.com/office/word/2015/wordml/symex" xmlns:wpg="http://schemas.microsoft.com/office/word/2010/wordprocessingGroup" xmlns:wpi="http://schemas.microsoft.com/office/word/2010/wordprocessingInk" xmlns:wne="http://schemas.microsoft.com/office/word/2006/wordml" xmlns:wps="http://schemas.microsoft.com/office/word/2010/wordprocessingShape" mc:Ignorable="w14 w15 w16se w16cid w16 w16cex w16sdtdh w16du wp14">
+<w:footnotes xmlns:wpc="http://schemas.microsoft.com/office/word/2010/wordprocessingCanvas" xmlns:cx="http://schemas.microsoft.com/office/drawing/2014/chartex" xmlns:cx1="http://schemas.microsoft.com/office/drawing/2015/9/8/chartex" xmlns:cx2="http://schemas.microsoft.com/office/drawing/2015/10/21/chartex" xmlns:cx3="http://schemas.microsoft.com/office/drawing/2016/5/9/chartex" xmlns:cx4="http://schemas.microsoft.com/office/drawing/2016/5/10/chartex" xmlns:cx5="http://schemas.microsoft.com/office/drawing/2016/5/11/chartex" xmlns:cx6="http://schemas.microsoft.com/office/drawing/2016/5/12/chartex" xmlns:cx7="http://schemas.microsoft.com/office/drawing/2016/5/13/chartex" xmlns:cx8="http://schemas.microsoft.com/office/drawing/2016/5/14/chartex" xmlns:mc="http://schemas.openxmlformats.org/markup-compatibility/2006" xmlns:aink="http://schemas.microsoft.com/office/drawing/2016/ink" xmlns:am3d="http://schemas.microsoft.com/office/drawing/2017/model3d" xmlns:o="urn:schemas-microsoft-com:office:office" xmlns:oel="http://schemas.microsoft.com/office/2019/extlst" xmlns:r="http://schemas.openxmlformats.org/officeDocument/2006/relationships" xmlns:m="http://schemas.openxmlformats.org/officeDocument/2006/math" xmlns:v="urn:schemas-microsoft-com:vml" xmlns:wp14="http://schemas.microsoft.com/office/word/2010/wordprocessingDrawing" xmlns:wp="http://schemas.openxmlformats.org/drawingml/2006/wordprocessingDrawing" xmlns:w10="urn:schemas-microsoft-com:office:word" xmlns:w="http://schemas.openxmlformats.org/wordprocessingml/2006/main" xmlns:w14="http://schemas.microsoft.com/office/word/2010/wordml" xmlns:w15="http://schemas.microsoft.com/office/word/2012/wordml" xmlns:w16cex="http://schemas.microsoft.com/office/word/2018/wordml/cex" xmlns:w16="http://schemas.microsoft.com/office/word/2018/wordml" xmlns:w16du="http://schemas.microsoft.com/office/word/2023/wordml/word16du" xmlns:w16sdtdh="http://schemas.microsoft.com/office/word/2020/wordml/sdtdatahash" xmlns:w16se="http://schemas.microsoft.com/office/word/2015/wordml/symex" xmlns:wpg="http://schemas.microsoft.com/office/word/2010/wordprocessingGroup" xmlns:wpi="http://schemas.microsoft.com/office/word/2010/wordprocessingInk" xmlns:wne="http://schemas.microsoft.com/office/word/2006/wordml" xmlns:wps="http://schemas.microsoft.com/office/word/2010/wordprocessingShape">
   <w:footnote w:type="separator" w:id="-1">
     <w:p>
       <w:pPr>
@@ -4002,7 +4002,7 @@
 </file>
 
 <file path=word/header1.xml><?xml version="1.0" encoding="utf-8"?>
-<w:hdr xmlns:wpc="http://schemas.microsoft.com/office/word/2010/wordprocessingCanvas" xmlns:cx="http://schemas.microsoft.com/office/drawing/2014/chartex" xmlns:cx1="http://schemas.microsoft.com/office/drawing/2015/9/8/chartex" xmlns:cx2="http://schemas.microsoft.com/office/drawing/2015/10/21/chartex" xmlns:cx3="http://schemas.microsoft.com/office/drawing/2016/5/9/chartex" xmlns:cx4="http://schemas.microsoft.com/office/drawing/2016/5/10/chartex" xmlns:cx5="http://schemas.microsoft.com/office/drawing/2016/5/11/chartex" xmlns:cx6="http://schemas.microsoft.com/office/drawing/2016/5/12/chartex" xmlns:cx7="http://schemas.microsoft.com/office/drawing/2016/5/13/chartex" xmlns:cx8="http://schemas.microsoft.com/office/drawing/2016/5/14/chartex" xmlns:mc="http://schemas.openxmlformats.org/markup-compatibility/2006" xmlns:aink="http://schemas.microsoft.com/office/drawing/2016/ink" xmlns:am3d="http://schemas.microsoft.com/office/drawing/2017/model3d" xmlns:o="urn:schemas-microsoft-com:office:office" xmlns:oel="http://schemas.microsoft.com/office/2019/extlst" xmlns:r="http://schemas.openxmlformats.org/officeDocument/2006/relationships" xmlns:m="http://schemas.openxmlformats.org/officeDocument/2006/math" xmlns:v="urn:schemas-microsoft-com:vml" xmlns:wp14="http://schemas.microsoft.com/office/word/2010/wordprocessingDrawing" xmlns:wp="http://schemas.openxmlformats.org/drawingml/2006/wordprocessingDrawing" xmlns:w10="urn:schemas-microsoft-com:office:word" xmlns:w="http://schemas.openxmlformats.org/wordprocessingml/2006/main" xmlns:w14="http://schemas.microsoft.com/office/word/2010/wordml" xmlns:w15="http://schemas.microsoft.com/office/word/2012/wordml" xmlns:w16cex="http://schemas.microsoft.com/office/word/2018/wordml/cex" xmlns:w16cid="http://schemas.microsoft.com/office/word/2016/wordml/cid" xmlns:w16="http://schemas.microsoft.com/office/word/2018/wordml" xmlns:w16du="http://schemas.microsoft.com/office/word/2023/wordml/word16du" xmlns:w16sdtdh="http://schemas.microsoft.com/office/word/2020/wordml/sdtdatahash" xmlns:w16se="http://schemas.microsoft.com/office/word/2015/wordml/symex" xmlns:wpg="http://schemas.microsoft.com/office/word/2010/wordprocessingGroup" xmlns:wpi="http://schemas.microsoft.com/office/word/2010/wordprocessingInk" xmlns:wne="http://schemas.microsoft.com/office/word/2006/wordml" xmlns:wps="http://schemas.microsoft.com/office/word/2010/wordprocessingShape" mc:Ignorable="w14 w15 w16se w16cid w16 w16cex w16sdtdh w16du wp14">
+<w:hdr xmlns:wpc="http://schemas.microsoft.com/office/word/2010/wordprocessingCanvas" xmlns:cx="http://schemas.microsoft.com/office/drawing/2014/chartex" xmlns:cx1="http://schemas.microsoft.com/office/drawing/2015/9/8/chartex" xmlns:cx2="http://schemas.microsoft.com/office/drawing/2015/10/21/chartex" xmlns:cx3="http://schemas.microsoft.com/office/drawing/2016/5/9/chartex" xmlns:cx4="http://schemas.microsoft.com/office/drawing/2016/5/10/chartex" xmlns:cx5="http://schemas.microsoft.com/office/drawing/2016/5/11/chartex" xmlns:cx6="http://schemas.microsoft.com/office/drawing/2016/5/12/chartex" xmlns:cx7="http://schemas.microsoft.com/office/drawing/2016/5/13/chartex" xmlns:cx8="http://schemas.microsoft.com/office/drawing/2016/5/14/chartex" xmlns:mc="http://schemas.openxmlformats.org/markup-compatibility/2006" xmlns:aink="http://schemas.microsoft.com/office/drawing/2016/ink" xmlns:am3d="http://schemas.microsoft.com/office/drawing/2017/model3d" xmlns:o="urn:schemas-microsoft-com:office:office" xmlns:oel="http://schemas.microsoft.com/office/2019/extlst" xmlns:r="http://schemas.openxmlformats.org/officeDocument/2006/relationships" xmlns:m="http://schemas.openxmlformats.org/officeDocument/2006/math" xmlns:v="urn:schemas-microsoft-com:vml" xmlns:wp14="http://schemas.microsoft.com/office/word/2010/wordprocessingDrawing" xmlns:wp="http://schemas.openxmlformats.org/drawingml/2006/wordprocessingDrawing" xmlns:w10="urn:schemas-microsoft-com:office:word" xmlns:w="http://schemas.openxmlformats.org/wordprocessingml/2006/main" xmlns:w14="http://schemas.microsoft.com/office/word/2010/wordml" xmlns:w15="http://schemas.microsoft.com/office/word/2012/wordml" xmlns:w16cex="http://schemas.microsoft.com/office/word/2018/wordml/cex" xmlns:w16="http://schemas.microsoft.com/office/word/2018/wordml" xmlns:w16du="http://schemas.microsoft.com/office/word/2023/wordml/word16du" xmlns:w16sdtdh="http://schemas.microsoft.com/office/word/2020/wordml/sdtdatahash" xmlns:w16se="http://schemas.microsoft.com/office/word/2015/wordml/symex" xmlns:wpg="http://schemas.microsoft.com/office/word/2010/wordprocessingGroup" xmlns:wpi="http://schemas.microsoft.com/office/word/2010/wordprocessingInk" xmlns:wne="http://schemas.microsoft.com/office/word/2006/wordml" xmlns:wps="http://schemas.microsoft.com/office/word/2010/wordprocessingShape">
   <w:p>
     <w:pPr>
       <w:pStyle w:val="Header"/>
@@ -4013,7 +4013,7 @@
 </file>
 
 <file path=word/header2.xml><?xml version="1.0" encoding="utf-8"?>
-<w:hdr xmlns:wpc="http://schemas.microsoft.com/office/word/2010/wordprocessingCanvas" xmlns:cx="http://schemas.microsoft.com/office/drawing/2014/chartex" xmlns:cx1="http://schemas.microsoft.com/office/drawing/2015/9/8/chartex" xmlns:cx2="http://schemas.microsoft.com/office/drawing/2015/10/21/chartex" xmlns:cx3="http://schemas.microsoft.com/office/drawing/2016/5/9/chartex" xmlns:cx4="http://schemas.microsoft.com/office/drawing/2016/5/10/chartex" xmlns:cx5="http://schemas.microsoft.com/office/drawing/2016/5/11/chartex" xmlns:cx6="http://schemas.microsoft.com/office/drawing/2016/5/12/chartex" xmlns:cx7="http://schemas.microsoft.com/office/drawing/2016/5/13/chartex" xmlns:cx8="http://schemas.microsoft.com/office/drawing/2016/5/14/chartex" xmlns:mc="http://schemas.openxmlformats.org/markup-compatibility/2006" xmlns:aink="http://schemas.microsoft.com/office/drawing/2016/ink" xmlns:am3d="http://schemas.microsoft.com/office/drawing/2017/model3d" xmlns:o="urn:schemas-microsoft-com:office:office" xmlns:oel="http://schemas.microsoft.com/office/2019/extlst" xmlns:r="http://schemas.openxmlformats.org/officeDocument/2006/relationships" xmlns:m="http://schemas.openxmlformats.org/officeDocument/2006/math" xmlns:v="urn:schemas-microsoft-com:vml" xmlns:wp14="http://schemas.microsoft.com/office/word/2010/wordprocessingDrawing" xmlns:wp="http://schemas.openxmlformats.org/drawingml/2006/wordprocessingDrawing" xmlns:w10="urn:schemas-microsoft-com:office:word" xmlns:w="http://schemas.openxmlformats.org/wordprocessingml/2006/main" xmlns:w14="http://schemas.microsoft.com/office/word/2010/wordml" xmlns:w15="http://schemas.microsoft.com/office/word/2012/wordml" xmlns:w16cex="http://schemas.microsoft.com/office/word/2018/wordml/cex" xmlns:w16cid="http://schemas.microsoft.com/office/word/2016/wordml/cid" xmlns:w16="http://schemas.microsoft.com/office/word/2018/wordml" xmlns:w16du="http://schemas.microsoft.com/office/word/2023/wordml/word16du" xmlns:w16sdtdh="http://schemas.microsoft.com/office/word/2020/wordml/sdtdatahash" xmlns:w16se="http://schemas.microsoft.com/office/word/2015/wordml/symex" xmlns:wpg="http://schemas.microsoft.com/office/word/2010/wordprocessingGroup" xmlns:wpi="http://schemas.microsoft.com/office/word/2010/wordprocessingInk" xmlns:wne="http://schemas.microsoft.com/office/word/2006/wordml" xmlns:wps="http://schemas.microsoft.com/office/word/2010/wordprocessingShape" mc:Ignorable="w14 w15 w16se w16cid w16 w16cex w16sdtdh w16du wp14">
+<w:hdr xmlns:wpc="http://schemas.microsoft.com/office/word/2010/wordprocessingCanvas" xmlns:cx="http://schemas.microsoft.com/office/drawing/2014/chartex" xmlns:cx1="http://schemas.microsoft.com/office/drawing/2015/9/8/chartex" xmlns:cx2="http://schemas.microsoft.com/office/drawing/2015/10/21/chartex" xmlns:cx3="http://schemas.microsoft.com/office/drawing/2016/5/9/chartex" xmlns:cx4="http://schemas.microsoft.com/office/drawing/2016/5/10/chartex" xmlns:cx5="http://schemas.microsoft.com/office/drawing/2016/5/11/chartex" xmlns:cx6="http://schemas.microsoft.com/office/drawing/2016/5/12/chartex" xmlns:cx7="http://schemas.microsoft.com/office/drawing/2016/5/13/chartex" xmlns:cx8="http://schemas.microsoft.com/office/drawing/2016/5/14/chartex" xmlns:mc="http://schemas.openxmlformats.org/markup-compatibility/2006" xmlns:aink="http://schemas.microsoft.com/office/drawing/2016/ink" xmlns:am3d="http://schemas.microsoft.com/office/drawing/2017/model3d" xmlns:o="urn:schemas-microsoft-com:office:office" xmlns:oel="http://schemas.microsoft.com/office/2019/extlst" xmlns:r="http://schemas.openxmlformats.org/officeDocument/2006/relationships" xmlns:m="http://schemas.openxmlformats.org/officeDocument/2006/math" xmlns:v="urn:schemas-microsoft-com:vml" xmlns:wp14="http://schemas.microsoft.com/office/word/2010/wordprocessingDrawing" xmlns:wp="http://schemas.openxmlformats.org/drawingml/2006/wordprocessingDrawing" xmlns:w10="urn:schemas-microsoft-com:office:word" xmlns:w="http://schemas.openxmlformats.org/wordprocessingml/2006/main" xmlns:w14="http://schemas.microsoft.com/office/word/2010/wordml" xmlns:w15="http://schemas.microsoft.com/office/word/2012/wordml" xmlns:w16cex="http://schemas.microsoft.com/office/word/2018/wordml/cex" xmlns:w16="http://schemas.microsoft.com/office/word/2018/wordml" xmlns:w16du="http://schemas.microsoft.com/office/word/2023/wordml/word16du" xmlns:w16sdtdh="http://schemas.microsoft.com/office/word/2020/wordml/sdtdatahash" xmlns:w16se="http://schemas.microsoft.com/office/word/2015/wordml/symex" xmlns:wpg="http://schemas.microsoft.com/office/word/2010/wordprocessingGroup" xmlns:wpi="http://schemas.microsoft.com/office/word/2010/wordprocessingInk" xmlns:wne="http://schemas.microsoft.com/office/word/2006/wordml" xmlns:wps="http://schemas.microsoft.com/office/word/2010/wordprocessingShape">
   <w:p>
     <w:pPr>
       <w:pStyle w:val="Header"/>
@@ -4024,7 +4024,7 @@
 </file>
 
 <file path=word/header3.xml><?xml version="1.0" encoding="utf-8"?>
-<w:hdr xmlns:wpc="http://schemas.microsoft.com/office/word/2010/wordprocessingCanvas" xmlns:cx="http://schemas.microsoft.com/office/drawing/2014/chartex" xmlns:cx1="http://schemas.microsoft.com/office/drawing/2015/9/8/chartex" xmlns:cx2="http://schemas.microsoft.com/office/drawing/2015/10/21/chartex" xmlns:cx3="http://schemas.microsoft.com/office/drawing/2016/5/9/chartex" xmlns:cx4="http://schemas.microsoft.com/office/drawing/2016/5/10/chartex" xmlns:cx5="http://schemas.microsoft.com/office/drawing/2016/5/11/chartex" xmlns:cx6="http://schemas.microsoft.com/office/drawing/2016/5/12/chartex" xmlns:cx7="http://schemas.microsoft.com/office/drawing/2016/5/13/chartex" xmlns:cx8="http://schemas.microsoft.com/office/drawing/2016/5/14/chartex" xmlns:mc="http://schemas.openxmlformats.org/markup-compatibility/2006" xmlns:aink="http://schemas.microsoft.com/office/drawing/2016/ink" xmlns:am3d="http://schemas.microsoft.com/office/drawing/2017/model3d" xmlns:o="urn:schemas-microsoft-com:office:office" xmlns:oel="http://schemas.microsoft.com/office/2019/extlst" xmlns:r="http://schemas.openxmlformats.org/officeDocument/2006/relationships" xmlns:m="http://schemas.openxmlformats.org/officeDocument/2006/math" xmlns:v="urn:schemas-microsoft-com:vml" xmlns:wp14="http://schemas.microsoft.com/office/word/2010/wordprocessingDrawing" xmlns:wp="http://schemas.openxmlformats.org/drawingml/2006/wordprocessingDrawing" xmlns:w10="urn:schemas-microsoft-com:office:word" xmlns:w="http://schemas.openxmlformats.org/wordprocessingml/2006/main" xmlns:w14="http://schemas.microsoft.com/office/word/2010/wordml" xmlns:w15="http://schemas.microsoft.com/office/word/2012/wordml" xmlns:w16cex="http://schemas.microsoft.com/office/word/2018/wordml/cex" xmlns:w16cid="http://schemas.microsoft.com/office/word/2016/wordml/cid" xmlns:w16="http://schemas.microsoft.com/office/word/2018/wordml" xmlns:w16du="http://schemas.microsoft.com/office/word/2023/wordml/word16du" xmlns:w16sdtdh="http://schemas.microsoft.com/office/word/2020/wordml/sdtdatahash" xmlns:w16se="http://schemas.microsoft.com/office/word/2015/wordml/symex" xmlns:wpg="http://schemas.microsoft.com/office/word/2010/wordprocessingGroup" xmlns:wpi="http://schemas.microsoft.com/office/word/2010/wordprocessingInk" xmlns:wne="http://schemas.microsoft.com/office/word/2006/wordml" xmlns:wps="http://schemas.microsoft.com/office/word/2010/wordprocessingShape" mc:Ignorable="w14 w15 w16se w16cid w16 w16cex w16sdtdh w16du wp14">
+<w:hdr xmlns:wpc="http://schemas.microsoft.com/office/word/2010/wordprocessingCanvas" xmlns:cx="http://schemas.microsoft.com/office/drawing/2014/chartex" xmlns:cx1="http://schemas.microsoft.com/office/drawing/2015/9/8/chartex" xmlns:cx2="http://schemas.microsoft.com/office/drawing/2015/10/21/chartex" xmlns:cx3="http://schemas.microsoft.com/office/drawing/2016/5/9/chartex" xmlns:cx4="http://schemas.microsoft.com/office/drawing/2016/5/10/chartex" xmlns:cx5="http://schemas.microsoft.com/office/drawing/2016/5/11/chartex" xmlns:cx6="http://schemas.microsoft.com/office/drawing/2016/5/12/chartex" xmlns:cx7="http://schemas.microsoft.com/office/drawing/2016/5/13/chartex" xmlns:cx8="http://schemas.microsoft.com/office/drawing/2016/5/14/chartex" xmlns:mc="http://schemas.openxmlformats.org/markup-compatibility/2006" xmlns:aink="http://schemas.microsoft.com/office/drawing/2016/ink" xmlns:am3d="http://schemas.microsoft.com/office/drawing/2017/model3d" xmlns:o="urn:schemas-microsoft-com:office:office" xmlns:oel="http://schemas.microsoft.com/office/2019/extlst" xmlns:r="http://schemas.openxmlformats.org/officeDocument/2006/relationships" xmlns:m="http://schemas.openxmlformats.org/officeDocument/2006/math" xmlns:v="urn:schemas-microsoft-com:vml" xmlns:wp14="http://schemas.microsoft.com/office/word/2010/wordprocessingDrawing" xmlns:wp="http://schemas.openxmlformats.org/drawingml/2006/wordprocessingDrawing" xmlns:w10="urn:schemas-microsoft-com:office:word" xmlns:w="http://schemas.openxmlformats.org/wordprocessingml/2006/main" xmlns:w14="http://schemas.microsoft.com/office/word/2010/wordml" xmlns:w15="http://schemas.microsoft.com/office/word/2012/wordml" xmlns:w16cex="http://schemas.microsoft.com/office/word/2018/wordml/cex" xmlns:w16="http://schemas.microsoft.com/office/word/2018/wordml" xmlns:w16du="http://schemas.microsoft.com/office/word/2023/wordml/word16du" xmlns:w16sdtdh="http://schemas.microsoft.com/office/word/2020/wordml/sdtdatahash" xmlns:w16se="http://schemas.microsoft.com/office/word/2015/wordml/symex" xmlns:wpg="http://schemas.microsoft.com/office/word/2010/wordprocessingGroup" xmlns:wpi="http://schemas.microsoft.com/office/word/2010/wordprocessingInk" xmlns:wne="http://schemas.microsoft.com/office/word/2006/wordml" xmlns:wps="http://schemas.microsoft.com/office/word/2010/wordprocessingShape">
   <w:p>
     <w:pPr>
       <w:pStyle w:val="Header"/>
@@ -4035,8 +4035,8 @@
 </file>
 
 <file path=word/numbering.xml><?xml version="1.0" encoding="utf-8"?>
-<w:numbering xmlns:wpc="http://schemas.microsoft.com/office/word/2010/wordprocessingCanvas" xmlns:cx="http://schemas.microsoft.com/office/drawing/2014/chartex" xmlns:cx1="http://schemas.microsoft.com/office/drawing/2015/9/8/chartex" xmlns:cx2="http://schemas.microsoft.com/office/drawing/2015/10/21/chartex" xmlns:cx3="http://schemas.microsoft.com/office/drawing/2016/5/9/chartex" xmlns:cx4="http://schemas.microsoft.com/office/drawing/2016/5/10/chartex" xmlns:cx5="http://schemas.microsoft.com/office/drawing/2016/5/11/chartex" xmlns:cx6="http://schemas.microsoft.com/office/drawing/2016/5/12/chartex" xmlns:cx7="http://schemas.microsoft.com/office/drawing/2016/5/13/chartex" xmlns:cx8="http://schemas.microsoft.com/office/drawing/2016/5/14/chartex" xmlns:mc="http://schemas.openxmlformats.org/markup-compatibility/2006" xmlns:aink="http://schemas.microsoft.com/office/drawing/2016/ink" xmlns:am3d="http://schemas.microsoft.com/office/drawing/2017/model3d" xmlns:o="urn:schemas-microsoft-com:office:office" xmlns:oel="http://schemas.microsoft.com/office/2019/extlst" xmlns:r="http://schemas.openxmlformats.org/officeDocument/2006/relationships" xmlns:m="http://schemas.openxmlformats.org/officeDocument/2006/math" xmlns:v="urn:schemas-microsoft-com:vml" xmlns:wp14="http://schemas.microsoft.com/office/word/2010/wordprocessingDrawing" xmlns:wp="http://schemas.openxmlformats.org/drawingml/2006/wordprocessingDrawing" xmlns:w10="urn:schemas-microsoft-com:office:word" xmlns:w="http://schemas.openxmlformats.org/wordprocessingml/2006/main" xmlns:w14="http://schemas.microsoft.com/office/word/2010/wordml" xmlns:w15="http://schemas.microsoft.com/office/word/2012/wordml" xmlns:w16cex="http://schemas.microsoft.com/office/word/2018/wordml/cex" xmlns:w16cid="http://schemas.microsoft.com/office/word/2016/wordml/cid" xmlns:w16="http://schemas.microsoft.com/office/word/2018/wordml" xmlns:w16du="http://schemas.microsoft.com/office/word/2023/wordml/word16du" xmlns:w16sdtdh="http://schemas.microsoft.com/office/word/2020/wordml/sdtdatahash" xmlns:w16se="http://schemas.microsoft.com/office/word/2015/wordml/symex" xmlns:wpg="http://schemas.microsoft.com/office/word/2010/wordprocessingGroup" xmlns:wpi="http://schemas.microsoft.com/office/word/2010/wordprocessingInk" xmlns:wne="http://schemas.microsoft.com/office/word/2006/wordml" xmlns:wps="http://schemas.microsoft.com/office/word/2010/wordprocessingShape" mc:Ignorable="w14 w15 w16se w16cid w16 w16cex w16sdtdh w16du wp14">
-  <w:abstractNum w:abstractNumId="0" w15:restartNumberingAfterBreak="0">
+<w:numbering xmlns:wpc="http://schemas.microsoft.com/office/word/2010/wordprocessingCanvas" xmlns:cx="http://schemas.microsoft.com/office/drawing/2014/chartex" xmlns:cx1="http://schemas.microsoft.com/office/drawing/2015/9/8/chartex" xmlns:cx2="http://schemas.microsoft.com/office/drawing/2015/10/21/chartex" xmlns:cx3="http://schemas.microsoft.com/office/drawing/2016/5/9/chartex" xmlns:cx4="http://schemas.microsoft.com/office/drawing/2016/5/10/chartex" xmlns:cx5="http://schemas.microsoft.com/office/drawing/2016/5/11/chartex" xmlns:cx6="http://schemas.microsoft.com/office/drawing/2016/5/12/chartex" xmlns:cx7="http://schemas.microsoft.com/office/drawing/2016/5/13/chartex" xmlns:cx8="http://schemas.microsoft.com/office/drawing/2016/5/14/chartex" xmlns:mc="http://schemas.openxmlformats.org/markup-compatibility/2006" xmlns:aink="http://schemas.microsoft.com/office/drawing/2016/ink" xmlns:am3d="http://schemas.microsoft.com/office/drawing/2017/model3d" xmlns:o="urn:schemas-microsoft-com:office:office" xmlns:oel="http://schemas.microsoft.com/office/2019/extlst" xmlns:r="http://schemas.openxmlformats.org/officeDocument/2006/relationships" xmlns:m="http://schemas.openxmlformats.org/officeDocument/2006/math" xmlns:v="urn:schemas-microsoft-com:vml" xmlns:wp14="http://schemas.microsoft.com/office/word/2010/wordprocessingDrawing" xmlns:wp="http://schemas.openxmlformats.org/drawingml/2006/wordprocessingDrawing" xmlns:w10="urn:schemas-microsoft-com:office:word" xmlns:w="http://schemas.openxmlformats.org/wordprocessingml/2006/main" xmlns:w14="http://schemas.microsoft.com/office/word/2010/wordml" xmlns:w15="http://schemas.microsoft.com/office/word/2012/wordml" xmlns:w16cex="http://schemas.microsoft.com/office/word/2018/wordml/cex" xmlns:w16="http://schemas.microsoft.com/office/word/2018/wordml" xmlns:w16du="http://schemas.microsoft.com/office/word/2023/wordml/word16du" xmlns:w16sdtdh="http://schemas.microsoft.com/office/word/2020/wordml/sdtdatahash" xmlns:w16se="http://schemas.microsoft.com/office/word/2015/wordml/symex" xmlns:wpg="http://schemas.microsoft.com/office/word/2010/wordprocessingGroup" xmlns:wpi="http://schemas.microsoft.com/office/word/2010/wordprocessingInk" xmlns:wne="http://schemas.microsoft.com/office/word/2006/wordml" xmlns:wps="http://schemas.microsoft.com/office/word/2010/wordprocessingShape">
+  <w:abstractNum w:abstractNumId="0">
     <w:nsid w:val="20A0635E"/>
     <w:multiLevelType w:val="multilevel"/>
     <w:tmpl w:val="B056776E"/>
@@ -4150,14 +4150,14 @@
       </w:pPr>
     </w:lvl>
   </w:abstractNum>
-  <w:num w:numId="1" w16cid:durableId="960385192">
+  <w:num w:numId="1">
     <w:abstractNumId w:val="0"/>
   </w:num>
 </w:numbering>
 </file>
 
 <file path=word/styles.xml><?xml version="1.0" encoding="utf-8"?>
-<w:styles xmlns:mc="http://schemas.openxmlformats.org/markup-compatibility/2006" xmlns:r="http://schemas.openxmlformats.org/officeDocument/2006/relationships" xmlns:w="http://schemas.openxmlformats.org/wordprocessingml/2006/main" xmlns:w14="http://schemas.microsoft.com/office/word/2010/wordml" xmlns:w15="http://schemas.microsoft.com/office/word/2012/wordml" xmlns:w16cex="http://schemas.microsoft.com/office/word/2018/wordml/cex" xmlns:w16cid="http://schemas.microsoft.com/office/word/2016/wordml/cid" xmlns:w16="http://schemas.microsoft.com/office/word/2018/wordml" xmlns:w16du="http://schemas.microsoft.com/office/word/2023/wordml/word16du" xmlns:w16sdtdh="http://schemas.microsoft.com/office/word/2020/wordml/sdtdatahash" xmlns:w16se="http://schemas.microsoft.com/office/word/2015/wordml/symex" mc:Ignorable="w14 w15 w16se w16cid w16 w16cex w16sdtdh w16du">
+<w:styles xmlns:mc="http://schemas.openxmlformats.org/markup-compatibility/2006" xmlns:r="http://schemas.openxmlformats.org/officeDocument/2006/relationships" xmlns:w="http://schemas.openxmlformats.org/wordprocessingml/2006/main" xmlns:w14="http://schemas.microsoft.com/office/word/2010/wordml" xmlns:w15="http://schemas.microsoft.com/office/word/2012/wordml" xmlns:w16cex="http://schemas.microsoft.com/office/word/2018/wordml/cex" xmlns:w16="http://schemas.microsoft.com/office/word/2018/wordml" xmlns:w16du="http://schemas.microsoft.com/office/word/2023/wordml/word16du" xmlns:w16sdtdh="http://schemas.microsoft.com/office/word/2020/wordml/sdtdatahash" xmlns:w16se="http://schemas.microsoft.com/office/word/2015/wordml/symex">
   <w:docDefaults>
     <w:rPrDefault>
       <w:rPr>
@@ -4773,7 +4773,6 @@
       <w:effect w:val="none"/>
       <w:shd w:val="clear" w:color="auto" w:fill="CCCCCC"/>
       <w:vertAlign w:val="baseline"/>
-      <w:cs w:val="0"/>
       <w:em w:val="none"/>
       <w:lang w:val="en-GB" w:eastAsia="ar-SA"/>
     </w:rPr>
@@ -4801,7 +4800,6 @@
       <w:szCs w:val="24"/>
       <w:effect w:val="none"/>
       <w:vertAlign w:val="baseline"/>
-      <w:cs w:val="0"/>
       <w:em w:val="none"/>
     </w:rPr>
   </w:style>
@@ -4824,7 +4822,6 @@
       <w:szCs w:val="24"/>
       <w:effect w:val="none"/>
       <w:vertAlign w:val="baseline"/>
-      <w:cs w:val="0"/>
       <w:em w:val="none"/>
     </w:rPr>
   </w:style>
@@ -4847,7 +4844,6 @@
       <w:szCs w:val="24"/>
       <w:effect w:val="none"/>
       <w:vertAlign w:val="baseline"/>
-      <w:cs w:val="0"/>
       <w:em w:val="none"/>
     </w:rPr>
   </w:style>
@@ -4860,7 +4856,6 @@
       <w:position w:val="-1"/>
       <w:effect w:val="none"/>
       <w:vertAlign w:val="baseline"/>
-      <w:cs w:val="0"/>
       <w:em w:val="none"/>
     </w:rPr>
   </w:style>
@@ -4875,7 +4870,6 @@
       <w:position w:val="-1"/>
       <w:effect w:val="none"/>
       <w:vertAlign w:val="baseline"/>
-      <w:cs w:val="0"/>
       <w:em w:val="none"/>
     </w:rPr>
   </w:style>
@@ -4892,7 +4886,6 @@
       <w:szCs w:val="32"/>
       <w:effect w:val="none"/>
       <w:vertAlign w:val="baseline"/>
-      <w:cs w:val="0"/>
       <w:em w:val="none"/>
       <w:lang w:val="en-US" w:eastAsia="en-US"/>
     </w:rPr>
@@ -4916,7 +4909,6 @@
       <w:szCs w:val="16"/>
       <w:effect w:val="none"/>
       <w:vertAlign w:val="baseline"/>
-      <w:cs w:val="0"/>
       <w:em w:val="none"/>
       <w:lang w:val="en-US" w:eastAsia="en-US"/>
     </w:rPr>

--- a/skills/phong-ktda/assets/thu-moi-bao-gia-dich-vu.docx
+++ b/skills/phong-ktda/assets/thu-moi-bao-gia-dich-vu.docx
@@ -1,5 +1,92 @@
 
-<file path=word/document.xml><?xml version="1.0" encoding="utf-8"?>
+<file path=./[Content_Types].xml><?xml version="1.0" encoding="utf-8"?>
+<Types xmlns="http://schemas.openxmlformats.org/package/2006/content-types">
+  <Default Extension="rels" ContentType="application/vnd.openxmlformats-package.relationships+xml"/>
+  <Default Extension="xml" ContentType="application/xml"/>
+  <Override PartName="/word/document.xml" ContentType="application/vnd.openxmlformats-officedocument.wordprocessingml.document.main+xml"/>
+  <Override PartName="/customXml/itemProps1.xml" ContentType="application/vnd.openxmlformats-officedocument.customXmlProperties+xml"/>
+  <Override PartName="/word/numbering.xml" ContentType="application/vnd.openxmlformats-officedocument.wordprocessingml.numbering+xml"/>
+  <Override PartName="/word/styles.xml" ContentType="application/vnd.openxmlformats-officedocument.wordprocessingml.styles+xml"/>
+  <Override PartName="/word/settings.xml" ContentType="application/vnd.openxmlformats-officedocument.wordprocessingml.settings+xml"/>
+  <Override PartName="/word/webSettings.xml" ContentType="application/vnd.openxmlformats-officedocument.wordprocessingml.webSettings+xml"/>
+  <Override PartName="/word/footnotes.xml" ContentType="application/vnd.openxmlformats-officedocument.wordprocessingml.footnotes+xml"/>
+  <Override PartName="/word/endnotes.xml" ContentType="application/vnd.openxmlformats-officedocument.wordprocessingml.endnotes+xml"/>
+  <Override PartName="/word/header1.xml" ContentType="application/vnd.openxmlformats-officedocument.wordprocessingml.header+xml"/>
+  <Override PartName="/word/header2.xml" ContentType="application/vnd.openxmlformats-officedocument.wordprocessingml.header+xml"/>
+  <Override PartName="/word/footer1.xml" ContentType="application/vnd.openxmlformats-officedocument.wordprocessingml.footer+xml"/>
+  <Override PartName="/word/footer2.xml" ContentType="application/vnd.openxmlformats-officedocument.wordprocessingml.footer+xml"/>
+  <Override PartName="/word/header3.xml" ContentType="application/vnd.openxmlformats-officedocument.wordprocessingml.header+xml"/>
+  <Override PartName="/word/footer3.xml" ContentType="application/vnd.openxmlformats-officedocument.wordprocessingml.footer+xml"/>
+  <Override PartName="/word/fontTable.xml" ContentType="application/vnd.openxmlformats-officedocument.wordprocessingml.fontTable+xml"/>
+  <Override PartName="/word/theme/theme1.xml" ContentType="application/vnd.openxmlformats-officedocument.theme+xml"/>
+  <Override PartName="/docProps/core.xml" ContentType="application/vnd.openxmlformats-package.core-properties+xml"/>
+  <Override PartName="/docProps/app.xml" ContentType="application/vnd.openxmlformats-officedocument.extended-properties+xml"/>
+</Types>
+</file>
+
+<file path=./customXml/item1.xml><?xml version="1.0" encoding="utf-8"?>
+<go:gDocsCustomXmlDataStorage xmlns:go="http://customooxmlschemas.google.com/" xmlns:r="http://schemas.openxmlformats.org/officeDocument/2006/relationships" uri="GoogleDocsCustomDataVersion2">
+  <go:docsCustomData xmlns:go="http://customooxmlschemas.google.com/" roundtripDataSignature="AMtx7mhC2G2edHNsvSfoxC9IbuImu49iMQ==">CgMxLjAyCGguZ2pkZ3hzOAByITFMWm9XQlFKZi1uQUdORDRwa1E3YWo2dnBKcno4b2lQNQ==</go:docsCustomData>
+</go:gDocsCustomXmlDataStorage>
+</file>
+
+<file path=./customXml/itemProps1.xml><?xml version="1.0" encoding="utf-8"?>
+<ds:datastoreItem xmlns:ds="http://schemas.openxmlformats.org/officeDocument/2006/customXml" ds:itemID="{11111111-1234-1234-1234-123412341234}">
+  <ds:schemaRefs>
+    <ds:schemaRef ds:uri="http://customooxmlschemas.google.com/"/>
+    <ds:schemaRef ds:uri="http://schemas.openxmlformats.org/officeDocument/2006/relationships"/>
+  </ds:schemaRefs>
+</ds:datastoreItem>
+</file>
+
+<file path=./docProps/app.xml><?xml version="1.0" encoding="utf-8"?>
+<Properties xmlns="http://schemas.openxmlformats.org/officeDocument/2006/extended-properties" xmlns:vt="http://schemas.openxmlformats.org/officeDocument/2006/docPropsVTypes">
+  <Template>Normal.dotm</Template>
+  <TotalTime>1733</TotalTime>
+  <Pages>4</Pages>
+  <Words>398</Words>
+  <Characters>2270</Characters>
+  <Application>Microsoft Office Word</Application>
+  <DocSecurity>0</DocSecurity>
+  <Lines>18</Lines>
+  <Paragraphs>5</Paragraphs>
+  <ScaleCrop>false</ScaleCrop>
+  <HeadingPairs>
+    <vt:vector size="2" baseType="variant">
+      <vt:variant>
+        <vt:lpstr>Title</vt:lpstr>
+      </vt:variant>
+      <vt:variant>
+        <vt:i4>1</vt:i4>
+      </vt:variant>
+    </vt:vector>
+  </HeadingPairs>
+  <TitlesOfParts>
+    <vt:vector size="1" baseType="lpstr">
+      <vt:lpstr/>
+    </vt:vector>
+  </TitlesOfParts>
+  <Company/>
+  <LinksUpToDate>false</LinksUpToDate>
+  <CharactersWithSpaces>2663</CharactersWithSpaces>
+  <SharedDoc>false</SharedDoc>
+  <HyperlinksChanged>false</HyperlinksChanged>
+  <AppVersion>16.0000</AppVersion>
+</Properties>
+</file>
+
+<file path=./docProps/core.xml><?xml version="1.0" encoding="utf-8"?>
+<cp:coreProperties xmlns:cp="http://schemas.openxmlformats.org/package/2006/metadata/core-properties" xmlns:dc="http://purl.org/dc/elements/1.1/" xmlns:dcterms="http://purl.org/dc/terms/" xmlns:dcmitype="http://purl.org/dc/dcmitype/" xmlns:xsi="http://www.w3.org/2001/XMLSchema-instance">
+  <dc:creator>COMPUTER</dc:creator>
+  <cp:lastModifiedBy>Dương KTDA</cp:lastModifiedBy>
+  <cp:revision>111</cp:revision>
+  <cp:lastPrinted>2026-04-15T01:36:00Z</cp:lastPrinted>
+  <dcterms:created xsi:type="dcterms:W3CDTF">2024-05-03T02:57:00Z</dcterms:created>
+  <dcterms:modified xsi:type="dcterms:W3CDTF">2026-05-04T09:16:00Z</dcterms:modified>
+</cp:coreProperties>
+</file>
+
+<file path=./word/document.xml><?xml version="1.0" encoding="utf-8"?>
 <w:document xmlns:ns1="http://schemas.openxmlformats.org/markup-compatibility/2006" xmlns:ns2="http://schemas.microsoft.com/office/word/2010/wordml" xmlns:ns3="http://schemas.openxmlformats.org/drawingml/2006/wordprocessingDrawing" xmlns:ns4="http://schemas.microsoft.com/office/word/2010/wordprocessingDrawing" xmlns:ns5="http://schemas.openxmlformats.org/drawingml/2006/main" xmlns:ns6="http://schemas.microsoft.com/office/word/2010/wordprocessingShape" xmlns:ns7="urn:schemas-microsoft-com:vml" xmlns:ns8="urn:schemas-microsoft-com:office:office" xmlns:ns9="http://schemas.openxmlformats.org/officeDocument/2006/relationships" xmlns:w="http://schemas.openxmlformats.org/wordprocessingml/2006/main" xmlns:wps="http://schemas.microsoft.com/office/word/2010/wordprocessingShape">
   <w:body>
     <w:tbl>
@@ -3914,7 +4001,7 @@
 </w:document>
 </file>
 
-<file path=word/endnotes.xml><?xml version="1.0" encoding="utf-8"?>
+<file path=./word/endnotes.xml><?xml version="1.0" encoding="utf-8"?>
 <w:endnotes xmlns:wpc="http://schemas.microsoft.com/office/word/2010/wordprocessingCanvas" xmlns:cx="http://schemas.microsoft.com/office/drawing/2014/chartex" xmlns:cx1="http://schemas.microsoft.com/office/drawing/2015/9/8/chartex" xmlns:cx2="http://schemas.microsoft.com/office/drawing/2015/10/21/chartex" xmlns:cx3="http://schemas.microsoft.com/office/drawing/2016/5/9/chartex" xmlns:cx4="http://schemas.microsoft.com/office/drawing/2016/5/10/chartex" xmlns:cx5="http://schemas.microsoft.com/office/drawing/2016/5/11/chartex" xmlns:cx6="http://schemas.microsoft.com/office/drawing/2016/5/12/chartex" xmlns:cx7="http://schemas.microsoft.com/office/drawing/2016/5/13/chartex" xmlns:cx8="http://schemas.microsoft.com/office/drawing/2016/5/14/chartex" xmlns:mc="http://schemas.openxmlformats.org/markup-compatibility/2006" xmlns:aink="http://schemas.microsoft.com/office/drawing/2016/ink" xmlns:am3d="http://schemas.microsoft.com/office/drawing/2017/model3d" xmlns:o="urn:schemas-microsoft-com:office:office" xmlns:oel="http://schemas.microsoft.com/office/2019/extlst" xmlns:r="http://schemas.openxmlformats.org/officeDocument/2006/relationships" xmlns:m="http://schemas.openxmlformats.org/officeDocument/2006/math" xmlns:v="urn:schemas-microsoft-com:vml" xmlns:wp14="http://schemas.microsoft.com/office/word/2010/wordprocessingDrawing" xmlns:wp="http://schemas.openxmlformats.org/drawingml/2006/wordprocessingDrawing" xmlns:w10="urn:schemas-microsoft-com:office:word" xmlns:w="http://schemas.openxmlformats.org/wordprocessingml/2006/main" xmlns:w14="http://schemas.microsoft.com/office/word/2010/wordml" xmlns:w15="http://schemas.microsoft.com/office/word/2012/wordml" xmlns:w16cex="http://schemas.microsoft.com/office/word/2018/wordml/cex" xmlns:w16="http://schemas.microsoft.com/office/word/2018/wordml" xmlns:w16du="http://schemas.microsoft.com/office/word/2023/wordml/word16du" xmlns:w16sdtdh="http://schemas.microsoft.com/office/word/2020/wordml/sdtdatahash" xmlns:w16se="http://schemas.microsoft.com/office/word/2015/wordml/symex" xmlns:wpg="http://schemas.microsoft.com/office/word/2010/wordprocessingGroup" xmlns:wpi="http://schemas.microsoft.com/office/word/2010/wordprocessingInk" xmlns:wne="http://schemas.microsoft.com/office/word/2006/wordml" xmlns:wps="http://schemas.microsoft.com/office/word/2010/wordprocessingShape">
   <w:endnote w:type="separator" w:id="-1">
     <w:p>
@@ -3941,7 +4028,48 @@
 </w:endnotes>
 </file>
 
-<file path=word/footer1.xml><?xml version="1.0" encoding="utf-8"?>
+<file path=./word/fontTable.xml><?xml version="1.0" encoding="utf-8"?>
+<w:fonts xmlns:mc="http://schemas.openxmlformats.org/markup-compatibility/2006" xmlns:r="http://schemas.openxmlformats.org/officeDocument/2006/relationships" xmlns:w="http://schemas.openxmlformats.org/wordprocessingml/2006/main" xmlns:w14="http://schemas.microsoft.com/office/word/2010/wordml" xmlns:w15="http://schemas.microsoft.com/office/word/2012/wordml" xmlns:w16cex="http://schemas.microsoft.com/office/word/2018/wordml/cex" xmlns:w16="http://schemas.microsoft.com/office/word/2018/wordml" xmlns:w16du="http://schemas.microsoft.com/office/word/2023/wordml/word16du" xmlns:w16sdtdh="http://schemas.microsoft.com/office/word/2020/wordml/sdtdatahash" xmlns:w16se="http://schemas.microsoft.com/office/word/2015/wordml/symex">
+  <w:font w:name="Times New Roman">
+    <w:panose1 w:val="02020603050405020304"/>
+    <w:family w:val="roman"/>
+    <w:pitch w:val="variable"/>
+    <w:sig w:usb0="E0002EFF" w:usb1="C000785B" w:usb2="00000009" w:usb3="00000000" w:csb0="000001FF" w:csb1="00000000"/>
+  </w:font>
+  <w:font w:name="Tahoma">
+    <w:panose1 w:val="020B0604030504040204"/>
+    <w:family w:val="swiss"/>
+    <w:pitch w:val="variable"/>
+    <w:sig w:usb0="E1002EFF" w:usb1="C000605B" w:usb2="00000029" w:usb3="00000000" w:csb0="000101FF" w:csb1="00000000"/>
+  </w:font>
+  <w:font w:name="Verdana">
+    <w:panose1 w:val="020B0604030504040204"/>
+    <w:family w:val="swiss"/>
+    <w:pitch w:val="variable"/>
+    <w:sig w:usb0="A00006FF" w:usb1="4000205B" w:usb2="00000010" w:usb3="00000000" w:csb0="0000019F" w:csb1="00000000"/>
+  </w:font>
+  <w:font w:name="Georgia">
+    <w:panose1 w:val="02040502050405020303"/>
+    <w:family w:val="roman"/>
+    <w:pitch w:val="variable"/>
+    <w:sig w:usb0="00000287" w:usb1="00000000" w:usb2="00000000" w:usb3="00000000" w:csb0="0000009F" w:csb1="00000000"/>
+  </w:font>
+  <w:font w:name="Calibri">
+    <w:panose1 w:val="020F0502020204030204"/>
+    <w:family w:val="swiss"/>
+    <w:pitch w:val="variable"/>
+    <w:sig w:usb0="E4002EFF" w:usb1="C000247B" w:usb2="00000009" w:usb3="00000000" w:csb0="000001FF" w:csb1="00000000"/>
+  </w:font>
+  <w:font w:name="Cambria">
+    <w:panose1 w:val="02040503050406030204"/>
+    <w:family w:val="roman"/>
+    <w:pitch w:val="variable"/>
+    <w:sig w:usb0="E00006FF" w:usb1="420024FF" w:usb2="02000000" w:usb3="00000000" w:csb0="0000019F" w:csb1="00000000"/>
+  </w:font>
+</w:fonts>
+</file>
+
+<file path=./word/footer1.xml><?xml version="1.0" encoding="utf-8"?>
 <w:ftr xmlns:wpc="http://schemas.microsoft.com/office/word/2010/wordprocessingCanvas" xmlns:cx="http://schemas.microsoft.com/office/drawing/2014/chartex" xmlns:cx1="http://schemas.microsoft.com/office/drawing/2015/9/8/chartex" xmlns:cx2="http://schemas.microsoft.com/office/drawing/2015/10/21/chartex" xmlns:cx3="http://schemas.microsoft.com/office/drawing/2016/5/9/chartex" xmlns:cx4="http://schemas.microsoft.com/office/drawing/2016/5/10/chartex" xmlns:cx5="http://schemas.microsoft.com/office/drawing/2016/5/11/chartex" xmlns:cx6="http://schemas.microsoft.com/office/drawing/2016/5/12/chartex" xmlns:cx7="http://schemas.microsoft.com/office/drawing/2016/5/13/chartex" xmlns:cx8="http://schemas.microsoft.com/office/drawing/2016/5/14/chartex" xmlns:mc="http://schemas.openxmlformats.org/markup-compatibility/2006" xmlns:aink="http://schemas.microsoft.com/office/drawing/2016/ink" xmlns:am3d="http://schemas.microsoft.com/office/drawing/2017/model3d" xmlns:o="urn:schemas-microsoft-com:office:office" xmlns:oel="http://schemas.microsoft.com/office/2019/extlst" xmlns:r="http://schemas.openxmlformats.org/officeDocument/2006/relationships" xmlns:m="http://schemas.openxmlformats.org/officeDocument/2006/math" xmlns:v="urn:schemas-microsoft-com:vml" xmlns:wp14="http://schemas.microsoft.com/office/word/2010/wordprocessingDrawing" xmlns:wp="http://schemas.openxmlformats.org/drawingml/2006/wordprocessingDrawing" xmlns:w10="urn:schemas-microsoft-com:office:word" xmlns:w="http://schemas.openxmlformats.org/wordprocessingml/2006/main" xmlns:w14="http://schemas.microsoft.com/office/word/2010/wordml" xmlns:w15="http://schemas.microsoft.com/office/word/2012/wordml" xmlns:w16cex="http://schemas.microsoft.com/office/word/2018/wordml/cex" xmlns:w16="http://schemas.microsoft.com/office/word/2018/wordml" xmlns:w16du="http://schemas.microsoft.com/office/word/2023/wordml/word16du" xmlns:w16sdtdh="http://schemas.microsoft.com/office/word/2020/wordml/sdtdatahash" xmlns:w16se="http://schemas.microsoft.com/office/word/2015/wordml/symex" xmlns:wpg="http://schemas.microsoft.com/office/word/2010/wordprocessingGroup" xmlns:wpi="http://schemas.microsoft.com/office/word/2010/wordprocessingInk" xmlns:wne="http://schemas.microsoft.com/office/word/2006/wordml" xmlns:wps="http://schemas.microsoft.com/office/word/2010/wordprocessingShape">
   <w:p>
     <w:pPr>
@@ -3952,7 +4080,7 @@
 </w:ftr>
 </file>
 
-<file path=word/footer2.xml><?xml version="1.0" encoding="utf-8"?>
+<file path=./word/footer2.xml><?xml version="1.0" encoding="utf-8"?>
 <w:ftr xmlns:wpc="http://schemas.microsoft.com/office/word/2010/wordprocessingCanvas" xmlns:cx="http://schemas.microsoft.com/office/drawing/2014/chartex" xmlns:cx1="http://schemas.microsoft.com/office/drawing/2015/9/8/chartex" xmlns:cx2="http://schemas.microsoft.com/office/drawing/2015/10/21/chartex" xmlns:cx3="http://schemas.microsoft.com/office/drawing/2016/5/9/chartex" xmlns:cx4="http://schemas.microsoft.com/office/drawing/2016/5/10/chartex" xmlns:cx5="http://schemas.microsoft.com/office/drawing/2016/5/11/chartex" xmlns:cx6="http://schemas.microsoft.com/office/drawing/2016/5/12/chartex" xmlns:cx7="http://schemas.microsoft.com/office/drawing/2016/5/13/chartex" xmlns:cx8="http://schemas.microsoft.com/office/drawing/2016/5/14/chartex" xmlns:mc="http://schemas.openxmlformats.org/markup-compatibility/2006" xmlns:aink="http://schemas.microsoft.com/office/drawing/2016/ink" xmlns:am3d="http://schemas.microsoft.com/office/drawing/2017/model3d" xmlns:o="urn:schemas-microsoft-com:office:office" xmlns:oel="http://schemas.microsoft.com/office/2019/extlst" xmlns:r="http://schemas.openxmlformats.org/officeDocument/2006/relationships" xmlns:m="http://schemas.openxmlformats.org/officeDocument/2006/math" xmlns:v="urn:schemas-microsoft-com:vml" xmlns:wp14="http://schemas.microsoft.com/office/word/2010/wordprocessingDrawing" xmlns:wp="http://schemas.openxmlformats.org/drawingml/2006/wordprocessingDrawing" xmlns:w10="urn:schemas-microsoft-com:office:word" xmlns:w="http://schemas.openxmlformats.org/wordprocessingml/2006/main" xmlns:w14="http://schemas.microsoft.com/office/word/2010/wordml" xmlns:w15="http://schemas.microsoft.com/office/word/2012/wordml" xmlns:w16cex="http://schemas.microsoft.com/office/word/2018/wordml/cex" xmlns:w16="http://schemas.microsoft.com/office/word/2018/wordml" xmlns:w16du="http://schemas.microsoft.com/office/word/2023/wordml/word16du" xmlns:w16sdtdh="http://schemas.microsoft.com/office/word/2020/wordml/sdtdatahash" xmlns:w16se="http://schemas.microsoft.com/office/word/2015/wordml/symex" xmlns:wpg="http://schemas.microsoft.com/office/word/2010/wordprocessingGroup" xmlns:wpi="http://schemas.microsoft.com/office/word/2010/wordprocessingInk" xmlns:wne="http://schemas.microsoft.com/office/word/2006/wordml" xmlns:wps="http://schemas.microsoft.com/office/word/2010/wordprocessingShape">
   <w:p>
     <w:pPr>
@@ -3963,7 +4091,7 @@
 </w:ftr>
 </file>
 
-<file path=word/footer3.xml><?xml version="1.0" encoding="utf-8"?>
+<file path=./word/footer3.xml><?xml version="1.0" encoding="utf-8"?>
 <w:ftr xmlns:wpc="http://schemas.microsoft.com/office/word/2010/wordprocessingCanvas" xmlns:cx="http://schemas.microsoft.com/office/drawing/2014/chartex" xmlns:cx1="http://schemas.microsoft.com/office/drawing/2015/9/8/chartex" xmlns:cx2="http://schemas.microsoft.com/office/drawing/2015/10/21/chartex" xmlns:cx3="http://schemas.microsoft.com/office/drawing/2016/5/9/chartex" xmlns:cx4="http://schemas.microsoft.com/office/drawing/2016/5/10/chartex" xmlns:cx5="http://schemas.microsoft.com/office/drawing/2016/5/11/chartex" xmlns:cx6="http://schemas.microsoft.com/office/drawing/2016/5/12/chartex" xmlns:cx7="http://schemas.microsoft.com/office/drawing/2016/5/13/chartex" xmlns:cx8="http://schemas.microsoft.com/office/drawing/2016/5/14/chartex" xmlns:mc="http://schemas.openxmlformats.org/markup-compatibility/2006" xmlns:aink="http://schemas.microsoft.com/office/drawing/2016/ink" xmlns:am3d="http://schemas.microsoft.com/office/drawing/2017/model3d" xmlns:o="urn:schemas-microsoft-com:office:office" xmlns:oel="http://schemas.microsoft.com/office/2019/extlst" xmlns:r="http://schemas.openxmlformats.org/officeDocument/2006/relationships" xmlns:m="http://schemas.openxmlformats.org/officeDocument/2006/math" xmlns:v="urn:schemas-microsoft-com:vml" xmlns:wp14="http://schemas.microsoft.com/office/word/2010/wordprocessingDrawing" xmlns:wp="http://schemas.openxmlformats.org/drawingml/2006/wordprocessingDrawing" xmlns:w10="urn:schemas-microsoft-com:office:word" xmlns:w="http://schemas.openxmlformats.org/wordprocessingml/2006/main" xmlns:w14="http://schemas.microsoft.com/office/word/2010/wordml" xmlns:w15="http://schemas.microsoft.com/office/word/2012/wordml" xmlns:w16cex="http://schemas.microsoft.com/office/word/2018/wordml/cex" xmlns:w16="http://schemas.microsoft.com/office/word/2018/wordml" xmlns:w16du="http://schemas.microsoft.com/office/word/2023/wordml/word16du" xmlns:w16sdtdh="http://schemas.microsoft.com/office/word/2020/wordml/sdtdatahash" xmlns:w16se="http://schemas.microsoft.com/office/word/2015/wordml/symex" xmlns:wpg="http://schemas.microsoft.com/office/word/2010/wordprocessingGroup" xmlns:wpi="http://schemas.microsoft.com/office/word/2010/wordprocessingInk" xmlns:wne="http://schemas.microsoft.com/office/word/2006/wordml" xmlns:wps="http://schemas.microsoft.com/office/word/2010/wordprocessingShape">
   <w:p>
     <w:pPr>
@@ -3974,7 +4102,7 @@
 </w:ftr>
 </file>
 
-<file path=word/footnotes.xml><?xml version="1.0" encoding="utf-8"?>
+<file path=./word/footnotes.xml><?xml version="1.0" encoding="utf-8"?>
 <w:footnotes xmlns:wpc="http://schemas.microsoft.com/office/word/2010/wordprocessingCanvas" xmlns:cx="http://schemas.microsoft.com/office/drawing/2014/chartex" xmlns:cx1="http://schemas.microsoft.com/office/drawing/2015/9/8/chartex" xmlns:cx2="http://schemas.microsoft.com/office/drawing/2015/10/21/chartex" xmlns:cx3="http://schemas.microsoft.com/office/drawing/2016/5/9/chartex" xmlns:cx4="http://schemas.microsoft.com/office/drawing/2016/5/10/chartex" xmlns:cx5="http://schemas.microsoft.com/office/drawing/2016/5/11/chartex" xmlns:cx6="http://schemas.microsoft.com/office/drawing/2016/5/12/chartex" xmlns:cx7="http://schemas.microsoft.com/office/drawing/2016/5/13/chartex" xmlns:cx8="http://schemas.microsoft.com/office/drawing/2016/5/14/chartex" xmlns:mc="http://schemas.openxmlformats.org/markup-compatibility/2006" xmlns:aink="http://schemas.microsoft.com/office/drawing/2016/ink" xmlns:am3d="http://schemas.microsoft.com/office/drawing/2017/model3d" xmlns:o="urn:schemas-microsoft-com:office:office" xmlns:oel="http://schemas.microsoft.com/office/2019/extlst" xmlns:r="http://schemas.openxmlformats.org/officeDocument/2006/relationships" xmlns:m="http://schemas.openxmlformats.org/officeDocument/2006/math" xmlns:v="urn:schemas-microsoft-com:vml" xmlns:wp14="http://schemas.microsoft.com/office/word/2010/wordprocessingDrawing" xmlns:wp="http://schemas.openxmlformats.org/drawingml/2006/wordprocessingDrawing" xmlns:w10="urn:schemas-microsoft-com:office:word" xmlns:w="http://schemas.openxmlformats.org/wordprocessingml/2006/main" xmlns:w14="http://schemas.microsoft.com/office/word/2010/wordml" xmlns:w15="http://schemas.microsoft.com/office/word/2012/wordml" xmlns:w16cex="http://schemas.microsoft.com/office/word/2018/wordml/cex" xmlns:w16="http://schemas.microsoft.com/office/word/2018/wordml" xmlns:w16du="http://schemas.microsoft.com/office/word/2023/wordml/word16du" xmlns:w16sdtdh="http://schemas.microsoft.com/office/word/2020/wordml/sdtdatahash" xmlns:w16se="http://schemas.microsoft.com/office/word/2015/wordml/symex" xmlns:wpg="http://schemas.microsoft.com/office/word/2010/wordprocessingGroup" xmlns:wpi="http://schemas.microsoft.com/office/word/2010/wordprocessingInk" xmlns:wne="http://schemas.microsoft.com/office/word/2006/wordml" xmlns:wps="http://schemas.microsoft.com/office/word/2010/wordprocessingShape">
   <w:footnote w:type="separator" w:id="-1">
     <w:p>
@@ -4001,7 +4129,7 @@
 </w:footnotes>
 </file>
 
-<file path=word/header1.xml><?xml version="1.0" encoding="utf-8"?>
+<file path=./word/header1.xml><?xml version="1.0" encoding="utf-8"?>
 <w:hdr xmlns:wpc="http://schemas.microsoft.com/office/word/2010/wordprocessingCanvas" xmlns:cx="http://schemas.microsoft.com/office/drawing/2014/chartex" xmlns:cx1="http://schemas.microsoft.com/office/drawing/2015/9/8/chartex" xmlns:cx2="http://schemas.microsoft.com/office/drawing/2015/10/21/chartex" xmlns:cx3="http://schemas.microsoft.com/office/drawing/2016/5/9/chartex" xmlns:cx4="http://schemas.microsoft.com/office/drawing/2016/5/10/chartex" xmlns:cx5="http://schemas.microsoft.com/office/drawing/2016/5/11/chartex" xmlns:cx6="http://schemas.microsoft.com/office/drawing/2016/5/12/chartex" xmlns:cx7="http://schemas.microsoft.com/office/drawing/2016/5/13/chartex" xmlns:cx8="http://schemas.microsoft.com/office/drawing/2016/5/14/chartex" xmlns:mc="http://schemas.openxmlformats.org/markup-compatibility/2006" xmlns:aink="http://schemas.microsoft.com/office/drawing/2016/ink" xmlns:am3d="http://schemas.microsoft.com/office/drawing/2017/model3d" xmlns:o="urn:schemas-microsoft-com:office:office" xmlns:oel="http://schemas.microsoft.com/office/2019/extlst" xmlns:r="http://schemas.openxmlformats.org/officeDocument/2006/relationships" xmlns:m="http://schemas.openxmlformats.org/officeDocument/2006/math" xmlns:v="urn:schemas-microsoft-com:vml" xmlns:wp14="http://schemas.microsoft.com/office/word/2010/wordprocessingDrawing" xmlns:wp="http://schemas.openxmlformats.org/drawingml/2006/wordprocessingDrawing" xmlns:w10="urn:schemas-microsoft-com:office:word" xmlns:w="http://schemas.openxmlformats.org/wordprocessingml/2006/main" xmlns:w14="http://schemas.microsoft.com/office/word/2010/wordml" xmlns:w15="http://schemas.microsoft.com/office/word/2012/wordml" xmlns:w16cex="http://schemas.microsoft.com/office/word/2018/wordml/cex" xmlns:w16="http://schemas.microsoft.com/office/word/2018/wordml" xmlns:w16du="http://schemas.microsoft.com/office/word/2023/wordml/word16du" xmlns:w16sdtdh="http://schemas.microsoft.com/office/word/2020/wordml/sdtdatahash" xmlns:w16se="http://schemas.microsoft.com/office/word/2015/wordml/symex" xmlns:wpg="http://schemas.microsoft.com/office/word/2010/wordprocessingGroup" xmlns:wpi="http://schemas.microsoft.com/office/word/2010/wordprocessingInk" xmlns:wne="http://schemas.microsoft.com/office/word/2006/wordml" xmlns:wps="http://schemas.microsoft.com/office/word/2010/wordprocessingShape">
   <w:p>
     <w:pPr>
@@ -4012,7 +4140,7 @@
 </w:hdr>
 </file>
 
-<file path=word/header2.xml><?xml version="1.0" encoding="utf-8"?>
+<file path=./word/header2.xml><?xml version="1.0" encoding="utf-8"?>
 <w:hdr xmlns:wpc="http://schemas.microsoft.com/office/word/2010/wordprocessingCanvas" xmlns:cx="http://schemas.microsoft.com/office/drawing/2014/chartex" xmlns:cx1="http://schemas.microsoft.com/office/drawing/2015/9/8/chartex" xmlns:cx2="http://schemas.microsoft.com/office/drawing/2015/10/21/chartex" xmlns:cx3="http://schemas.microsoft.com/office/drawing/2016/5/9/chartex" xmlns:cx4="http://schemas.microsoft.com/office/drawing/2016/5/10/chartex" xmlns:cx5="http://schemas.microsoft.com/office/drawing/2016/5/11/chartex" xmlns:cx6="http://schemas.microsoft.com/office/drawing/2016/5/12/chartex" xmlns:cx7="http://schemas.microsoft.com/office/drawing/2016/5/13/chartex" xmlns:cx8="http://schemas.microsoft.com/office/drawing/2016/5/14/chartex" xmlns:mc="http://schemas.openxmlformats.org/markup-compatibility/2006" xmlns:aink="http://schemas.microsoft.com/office/drawing/2016/ink" xmlns:am3d="http://schemas.microsoft.com/office/drawing/2017/model3d" xmlns:o="urn:schemas-microsoft-com:office:office" xmlns:oel="http://schemas.microsoft.com/office/2019/extlst" xmlns:r="http://schemas.openxmlformats.org/officeDocument/2006/relationships" xmlns:m="http://schemas.openxmlformats.org/officeDocument/2006/math" xmlns:v="urn:schemas-microsoft-com:vml" xmlns:wp14="http://schemas.microsoft.com/office/word/2010/wordprocessingDrawing" xmlns:wp="http://schemas.openxmlformats.org/drawingml/2006/wordprocessingDrawing" xmlns:w10="urn:schemas-microsoft-com:office:word" xmlns:w="http://schemas.openxmlformats.org/wordprocessingml/2006/main" xmlns:w14="http://schemas.microsoft.com/office/word/2010/wordml" xmlns:w15="http://schemas.microsoft.com/office/word/2012/wordml" xmlns:w16cex="http://schemas.microsoft.com/office/word/2018/wordml/cex" xmlns:w16="http://schemas.microsoft.com/office/word/2018/wordml" xmlns:w16du="http://schemas.microsoft.com/office/word/2023/wordml/word16du" xmlns:w16sdtdh="http://schemas.microsoft.com/office/word/2020/wordml/sdtdatahash" xmlns:w16se="http://schemas.microsoft.com/office/word/2015/wordml/symex" xmlns:wpg="http://schemas.microsoft.com/office/word/2010/wordprocessingGroup" xmlns:wpi="http://schemas.microsoft.com/office/word/2010/wordprocessingInk" xmlns:wne="http://schemas.microsoft.com/office/word/2006/wordml" xmlns:wps="http://schemas.microsoft.com/office/word/2010/wordprocessingShape">
   <w:p>
     <w:pPr>
@@ -4023,7 +4151,7 @@
 </w:hdr>
 </file>
 
-<file path=word/header3.xml><?xml version="1.0" encoding="utf-8"?>
+<file path=./word/header3.xml><?xml version="1.0" encoding="utf-8"?>
 <w:hdr xmlns:wpc="http://schemas.microsoft.com/office/word/2010/wordprocessingCanvas" xmlns:cx="http://schemas.microsoft.com/office/drawing/2014/chartex" xmlns:cx1="http://schemas.microsoft.com/office/drawing/2015/9/8/chartex" xmlns:cx2="http://schemas.microsoft.com/office/drawing/2015/10/21/chartex" xmlns:cx3="http://schemas.microsoft.com/office/drawing/2016/5/9/chartex" xmlns:cx4="http://schemas.microsoft.com/office/drawing/2016/5/10/chartex" xmlns:cx5="http://schemas.microsoft.com/office/drawing/2016/5/11/chartex" xmlns:cx6="http://schemas.microsoft.com/office/drawing/2016/5/12/chartex" xmlns:cx7="http://schemas.microsoft.com/office/drawing/2016/5/13/chartex" xmlns:cx8="http://schemas.microsoft.com/office/drawing/2016/5/14/chartex" xmlns:mc="http://schemas.openxmlformats.org/markup-compatibility/2006" xmlns:aink="http://schemas.microsoft.com/office/drawing/2016/ink" xmlns:am3d="http://schemas.microsoft.com/office/drawing/2017/model3d" xmlns:o="urn:schemas-microsoft-com:office:office" xmlns:oel="http://schemas.microsoft.com/office/2019/extlst" xmlns:r="http://schemas.openxmlformats.org/officeDocument/2006/relationships" xmlns:m="http://schemas.openxmlformats.org/officeDocument/2006/math" xmlns:v="urn:schemas-microsoft-com:vml" xmlns:wp14="http://schemas.microsoft.com/office/word/2010/wordprocessingDrawing" xmlns:wp="http://schemas.openxmlformats.org/drawingml/2006/wordprocessingDrawing" xmlns:w10="urn:schemas-microsoft-com:office:word" xmlns:w="http://schemas.openxmlformats.org/wordprocessingml/2006/main" xmlns:w14="http://schemas.microsoft.com/office/word/2010/wordml" xmlns:w15="http://schemas.microsoft.com/office/word/2012/wordml" xmlns:w16cex="http://schemas.microsoft.com/office/word/2018/wordml/cex" xmlns:w16="http://schemas.microsoft.com/office/word/2018/wordml" xmlns:w16du="http://schemas.microsoft.com/office/word/2023/wordml/word16du" xmlns:w16sdtdh="http://schemas.microsoft.com/office/word/2020/wordml/sdtdatahash" xmlns:w16se="http://schemas.microsoft.com/office/word/2015/wordml/symex" xmlns:wpg="http://schemas.microsoft.com/office/word/2010/wordprocessingGroup" xmlns:wpi="http://schemas.microsoft.com/office/word/2010/wordprocessingInk" xmlns:wne="http://schemas.microsoft.com/office/word/2006/wordml" xmlns:wps="http://schemas.microsoft.com/office/word/2010/wordprocessingShape">
   <w:p>
     <w:pPr>
@@ -4034,7 +4162,7 @@
 </w:hdr>
 </file>
 
-<file path=word/numbering.xml><?xml version="1.0" encoding="utf-8"?>
+<file path=./word/numbering.xml><?xml version="1.0" encoding="utf-8"?>
 <w:numbering xmlns:wpc="http://schemas.microsoft.com/office/word/2010/wordprocessingCanvas" xmlns:cx="http://schemas.microsoft.com/office/drawing/2014/chartex" xmlns:cx1="http://schemas.microsoft.com/office/drawing/2015/9/8/chartex" xmlns:cx2="http://schemas.microsoft.com/office/drawing/2015/10/21/chartex" xmlns:cx3="http://schemas.microsoft.com/office/drawing/2016/5/9/chartex" xmlns:cx4="http://schemas.microsoft.com/office/drawing/2016/5/10/chartex" xmlns:cx5="http://schemas.microsoft.com/office/drawing/2016/5/11/chartex" xmlns:cx6="http://schemas.microsoft.com/office/drawing/2016/5/12/chartex" xmlns:cx7="http://schemas.microsoft.com/office/drawing/2016/5/13/chartex" xmlns:cx8="http://schemas.microsoft.com/office/drawing/2016/5/14/chartex" xmlns:mc="http://schemas.openxmlformats.org/markup-compatibility/2006" xmlns:aink="http://schemas.microsoft.com/office/drawing/2016/ink" xmlns:am3d="http://schemas.microsoft.com/office/drawing/2017/model3d" xmlns:o="urn:schemas-microsoft-com:office:office" xmlns:oel="http://schemas.microsoft.com/office/2019/extlst" xmlns:r="http://schemas.openxmlformats.org/officeDocument/2006/relationships" xmlns:m="http://schemas.openxmlformats.org/officeDocument/2006/math" xmlns:v="urn:schemas-microsoft-com:vml" xmlns:wp14="http://schemas.microsoft.com/office/word/2010/wordprocessingDrawing" xmlns:wp="http://schemas.openxmlformats.org/drawingml/2006/wordprocessingDrawing" xmlns:w10="urn:schemas-microsoft-com:office:word" xmlns:w="http://schemas.openxmlformats.org/wordprocessingml/2006/main" xmlns:w14="http://schemas.microsoft.com/office/word/2010/wordml" xmlns:w15="http://schemas.microsoft.com/office/word/2012/wordml" xmlns:w16cex="http://schemas.microsoft.com/office/word/2018/wordml/cex" xmlns:w16="http://schemas.microsoft.com/office/word/2018/wordml" xmlns:w16du="http://schemas.microsoft.com/office/word/2023/wordml/word16du" xmlns:w16sdtdh="http://schemas.microsoft.com/office/word/2020/wordml/sdtdatahash" xmlns:w16se="http://schemas.microsoft.com/office/word/2015/wordml/symex" xmlns:wpg="http://schemas.microsoft.com/office/word/2010/wordprocessingGroup" xmlns:wpi="http://schemas.microsoft.com/office/word/2010/wordprocessingInk" xmlns:wne="http://schemas.microsoft.com/office/word/2006/wordml" xmlns:wps="http://schemas.microsoft.com/office/word/2010/wordprocessingShape">
   <w:abstractNum w:abstractNumId="0">
     <w:nsid w:val="20A0635E"/>
@@ -4156,7 +4284,228 @@
 </w:numbering>
 </file>
 
-<file path=word/styles.xml><?xml version="1.0" encoding="utf-8"?>
+<file path=./word/settings.xml><?xml version="1.0" encoding="utf-8"?>
+<w:settings xmlns:mc="http://schemas.openxmlformats.org/markup-compatibility/2006" xmlns:o="urn:schemas-microsoft-com:office:office" xmlns:r="http://schemas.openxmlformats.org/officeDocument/2006/relationships" xmlns:m="http://schemas.openxmlformats.org/officeDocument/2006/math" xmlns:v="urn:schemas-microsoft-com:vml" xmlns:w10="urn:schemas-microsoft-com:office:word" xmlns:w="http://schemas.openxmlformats.org/wordprocessingml/2006/main" xmlns:w14="http://schemas.microsoft.com/office/word/2010/wordml" xmlns:w15="http://schemas.microsoft.com/office/word/2012/wordml" xmlns:w16cex="http://schemas.microsoft.com/office/word/2018/wordml/cex" xmlns:w16="http://schemas.microsoft.com/office/word/2018/wordml" xmlns:w16du="http://schemas.microsoft.com/office/word/2023/wordml/word16du" xmlns:w16sdtdh="http://schemas.microsoft.com/office/word/2020/wordml/sdtdatahash" xmlns:w16se="http://schemas.microsoft.com/office/word/2015/wordml/symex" xmlns:sl="http://schemas.openxmlformats.org/schemaLibrary/2006/main">
+  <w:zoom w:percent="140"/>
+  <w:defaultTabStop w:val="720"/>
+  <w:characterSpacingControl w:val="doNotCompress"/>
+  <w:compat>
+    <w:compatSetting w:name="compatibilityMode" w:uri="http://schemas.microsoft.com/office/word" w:val="14"/>
+    <w:compatSetting w:name="useWord2013TrackBottomHyphenation" w:uri="http://schemas.microsoft.com/office/word" w:val="1"/>
+  </w:compat>
+  <w:rsids>
+    <w:rsidRoot w:val="009643E2"/>
+    <w:rsid w:val="00007651"/>
+    <w:rsid w:val="000150A3"/>
+    <w:rsid w:val="00041F8A"/>
+    <w:rsid w:val="00045FBD"/>
+    <w:rsid w:val="00052007"/>
+    <w:rsid w:val="00070B94"/>
+    <w:rsid w:val="000817A1"/>
+    <w:rsid w:val="00097157"/>
+    <w:rsid w:val="00097B60"/>
+    <w:rsid w:val="000B4FA8"/>
+    <w:rsid w:val="000B5F38"/>
+    <w:rsid w:val="000C6A26"/>
+    <w:rsid w:val="000D0EAB"/>
+    <w:rsid w:val="000D4F85"/>
+    <w:rsid w:val="00114206"/>
+    <w:rsid w:val="00127D58"/>
+    <w:rsid w:val="001401CA"/>
+    <w:rsid w:val="00144C29"/>
+    <w:rsid w:val="001467E8"/>
+    <w:rsid w:val="00164ABC"/>
+    <w:rsid w:val="001862F0"/>
+    <w:rsid w:val="00193637"/>
+    <w:rsid w:val="001A3003"/>
+    <w:rsid w:val="001B0705"/>
+    <w:rsid w:val="001B3BF4"/>
+    <w:rsid w:val="001C1EF4"/>
+    <w:rsid w:val="001C4A99"/>
+    <w:rsid w:val="00202C22"/>
+    <w:rsid w:val="00216865"/>
+    <w:rsid w:val="0022122C"/>
+    <w:rsid w:val="00227071"/>
+    <w:rsid w:val="00236836"/>
+    <w:rsid w:val="002417E8"/>
+    <w:rsid w:val="00244B9E"/>
+    <w:rsid w:val="002516F2"/>
+    <w:rsid w:val="00253A01"/>
+    <w:rsid w:val="002917FB"/>
+    <w:rsid w:val="002B2ECE"/>
+    <w:rsid w:val="002B5AE1"/>
+    <w:rsid w:val="002D6FCC"/>
+    <w:rsid w:val="002E6627"/>
+    <w:rsid w:val="002F1FC4"/>
+    <w:rsid w:val="00331CA4"/>
+    <w:rsid w:val="00344849"/>
+    <w:rsid w:val="00350363"/>
+    <w:rsid w:val="00382EA0"/>
+    <w:rsid w:val="003861B2"/>
+    <w:rsid w:val="003976BA"/>
+    <w:rsid w:val="00397F22"/>
+    <w:rsid w:val="003A3FDB"/>
+    <w:rsid w:val="003B3A3B"/>
+    <w:rsid w:val="00402C25"/>
+    <w:rsid w:val="0040769F"/>
+    <w:rsid w:val="0043677B"/>
+    <w:rsid w:val="004715B3"/>
+    <w:rsid w:val="00484968"/>
+    <w:rsid w:val="004B600F"/>
+    <w:rsid w:val="004D7A76"/>
+    <w:rsid w:val="004F684E"/>
+    <w:rsid w:val="004F7386"/>
+    <w:rsid w:val="0050732D"/>
+    <w:rsid w:val="005426A7"/>
+    <w:rsid w:val="00561F78"/>
+    <w:rsid w:val="005655D3"/>
+    <w:rsid w:val="00570960"/>
+    <w:rsid w:val="005D17A8"/>
+    <w:rsid w:val="005D6341"/>
+    <w:rsid w:val="005E2C3F"/>
+    <w:rsid w:val="006206C4"/>
+    <w:rsid w:val="00623211"/>
+    <w:rsid w:val="00624692"/>
+    <w:rsid w:val="00646FBB"/>
+    <w:rsid w:val="0068090C"/>
+    <w:rsid w:val="00683854"/>
+    <w:rsid w:val="006B00B5"/>
+    <w:rsid w:val="00705600"/>
+    <w:rsid w:val="00733FB8"/>
+    <w:rsid w:val="00751DD5"/>
+    <w:rsid w:val="0075292F"/>
+    <w:rsid w:val="00771807"/>
+    <w:rsid w:val="007857D3"/>
+    <w:rsid w:val="00786358"/>
+    <w:rsid w:val="007B15C8"/>
+    <w:rsid w:val="007E0BF1"/>
+    <w:rsid w:val="007E1152"/>
+    <w:rsid w:val="008015DB"/>
+    <w:rsid w:val="00802620"/>
+    <w:rsid w:val="008041C8"/>
+    <w:rsid w:val="0082257D"/>
+    <w:rsid w:val="008B3AA9"/>
+    <w:rsid w:val="008B4142"/>
+    <w:rsid w:val="008C3099"/>
+    <w:rsid w:val="009006BA"/>
+    <w:rsid w:val="00901AC5"/>
+    <w:rsid w:val="00902998"/>
+    <w:rsid w:val="0090578B"/>
+    <w:rsid w:val="00920B89"/>
+    <w:rsid w:val="00921606"/>
+    <w:rsid w:val="009539D6"/>
+    <w:rsid w:val="0095641E"/>
+    <w:rsid w:val="009643E2"/>
+    <w:rsid w:val="00966FE8"/>
+    <w:rsid w:val="00972E54"/>
+    <w:rsid w:val="00973198"/>
+    <w:rsid w:val="0098267A"/>
+    <w:rsid w:val="0098562E"/>
+    <w:rsid w:val="009A1728"/>
+    <w:rsid w:val="009E4163"/>
+    <w:rsid w:val="009E4545"/>
+    <w:rsid w:val="00A23893"/>
+    <w:rsid w:val="00A52849"/>
+    <w:rsid w:val="00A53965"/>
+    <w:rsid w:val="00A56FCF"/>
+    <w:rsid w:val="00A83DE2"/>
+    <w:rsid w:val="00AB1FD4"/>
+    <w:rsid w:val="00AE454E"/>
+    <w:rsid w:val="00B00114"/>
+    <w:rsid w:val="00B02FE0"/>
+    <w:rsid w:val="00B04A75"/>
+    <w:rsid w:val="00B33896"/>
+    <w:rsid w:val="00B611AF"/>
+    <w:rsid w:val="00B87BEC"/>
+    <w:rsid w:val="00BC5C57"/>
+    <w:rsid w:val="00BE68B6"/>
+    <w:rsid w:val="00BF5468"/>
+    <w:rsid w:val="00BF634D"/>
+    <w:rsid w:val="00C30B33"/>
+    <w:rsid w:val="00C33A0A"/>
+    <w:rsid w:val="00C473A2"/>
+    <w:rsid w:val="00C51C80"/>
+    <w:rsid w:val="00C57B04"/>
+    <w:rsid w:val="00C84F8D"/>
+    <w:rsid w:val="00C85898"/>
+    <w:rsid w:val="00CB2EB3"/>
+    <w:rsid w:val="00CC2437"/>
+    <w:rsid w:val="00CD18C5"/>
+    <w:rsid w:val="00CD2035"/>
+    <w:rsid w:val="00CD5045"/>
+    <w:rsid w:val="00CF2581"/>
+    <w:rsid w:val="00D32AA3"/>
+    <w:rsid w:val="00D440C3"/>
+    <w:rsid w:val="00D67AAF"/>
+    <w:rsid w:val="00D82ACB"/>
+    <w:rsid w:val="00D9213F"/>
+    <w:rsid w:val="00D95894"/>
+    <w:rsid w:val="00DA2520"/>
+    <w:rsid w:val="00DC4FF5"/>
+    <w:rsid w:val="00DC6D6B"/>
+    <w:rsid w:val="00DE5531"/>
+    <w:rsid w:val="00DF2F02"/>
+    <w:rsid w:val="00DF56F7"/>
+    <w:rsid w:val="00E00281"/>
+    <w:rsid w:val="00E15D41"/>
+    <w:rsid w:val="00E16E18"/>
+    <w:rsid w:val="00E25B46"/>
+    <w:rsid w:val="00E36D2E"/>
+    <w:rsid w:val="00E46C32"/>
+    <w:rsid w:val="00E66866"/>
+    <w:rsid w:val="00E66AE5"/>
+    <w:rsid w:val="00E71195"/>
+    <w:rsid w:val="00E76D1E"/>
+    <w:rsid w:val="00E84765"/>
+    <w:rsid w:val="00E847C8"/>
+    <w:rsid w:val="00E85E21"/>
+    <w:rsid w:val="00EB0CE8"/>
+    <w:rsid w:val="00EC2ADC"/>
+    <w:rsid w:val="00EC2DAB"/>
+    <w:rsid w:val="00EC627F"/>
+    <w:rsid w:val="00ED1789"/>
+    <w:rsid w:val="00ED21B3"/>
+    <w:rsid w:val="00ED4832"/>
+    <w:rsid w:val="00EE0198"/>
+    <w:rsid w:val="00F00F9C"/>
+    <w:rsid w:val="00F61CF0"/>
+    <w:rsid w:val="00F63EC8"/>
+    <w:rsid w:val="00F64BE7"/>
+    <w:rsid w:val="00FA0B5C"/>
+    <w:rsid w:val="00FA6CA9"/>
+    <w:rsid w:val="00FE4AE3"/>
+    <w:rsid w:val="00FF0CF1"/>
+    <w:rsid w:val="00FF3858"/>
+  </w:rsids>
+  <m:mathPr>
+    <m:mathFont m:val="Cambria Math"/>
+    <m:brkBin m:val="before"/>
+    <m:brkBinSub m:val="--"/>
+    <m:smallFrac m:val="0"/>
+    <m:dispDef/>
+    <m:lMargin m:val="0"/>
+    <m:rMargin m:val="0"/>
+    <m:defJc m:val="centerGroup"/>
+    <m:wrapIndent m:val="1440"/>
+    <m:intLim m:val="subSup"/>
+    <m:naryLim m:val="undOvr"/>
+  </m:mathPr>
+  <w:themeFontLang w:val="en-US"/>
+  <w:clrSchemeMapping w:bg1="light1" w:t1="dark1" w:bg2="light2" w:t2="dark2" w:accent1="accent1" w:accent2="accent2" w:accent3="accent3" w:accent4="accent4" w:accent5="accent5" w:accent6="accent6" w:hyperlink="hyperlink" w:followedHyperlink="followedHyperlink"/>
+  <w:shapeDefaults>
+    <o:shapedefaults v:ext="edit" spidmax="1026"/>
+    <o:shapelayout v:ext="edit">
+      <o:idmap v:ext="edit" data="1"/>
+    </o:shapelayout>
+  </w:shapeDefaults>
+  <w:decimalSymbol w:val=","/>
+  <w:listSeparator w:val=","/>
+  <w14:docId w14:val="321CC048"/>
+  <w15:docId w15:val="{E50D0E75-BDB0-4891-AD93-94202905859F}"/>
+</w:settings>
+</file>
+
+<file path=./word/styles.xml><?xml version="1.0" encoding="utf-8"?>
 <w:styles xmlns:mc="http://schemas.openxmlformats.org/markup-compatibility/2006" xmlns:r="http://schemas.openxmlformats.org/officeDocument/2006/relationships" xmlns:w="http://schemas.openxmlformats.org/wordprocessingml/2006/main" xmlns:w14="http://schemas.microsoft.com/office/word/2010/wordml" xmlns:w15="http://schemas.microsoft.com/office/word/2012/wordml" xmlns:w16cex="http://schemas.microsoft.com/office/word/2018/wordml/cex" xmlns:w16="http://schemas.microsoft.com/office/word/2018/wordml" xmlns:w16du="http://schemas.microsoft.com/office/word/2023/wordml/word16du" xmlns:w16sdtdh="http://schemas.microsoft.com/office/word/2020/wordml/sdtdatahash" xmlns:w16se="http://schemas.microsoft.com/office/word/2015/wordml/symex">
   <w:docDefaults>
     <w:rPrDefault>
@@ -4962,7 +5311,7 @@
 </w:styles>
 </file>
 
-<file path=word/theme/theme1.xml><?xml version="1.0" encoding="utf-8"?>
+<file path=./word/theme/theme1.xml><?xml version="1.0" encoding="utf-8"?>
 <a:theme xmlns:a="http://schemas.openxmlformats.org/drawingml/2006/main" name="Office Theme">
   <a:themeElements>
     <a:clrScheme name="Office">
@@ -5282,17 +5631,9 @@
 </a:theme>
 </file>
 
-<file path=customXml/item1.xml><?xml version="1.0" encoding="utf-8"?>
-<go:gDocsCustomXmlDataStorage xmlns:go="http://customooxmlschemas.google.com/" xmlns:r="http://schemas.openxmlformats.org/officeDocument/2006/relationships" uri="GoogleDocsCustomDataVersion2">
-  <go:docsCustomData xmlns:go="http://customooxmlschemas.google.com/" roundtripDataSignature="AMtx7mhC2G2edHNsvSfoxC9IbuImu49iMQ==">CgMxLjAyCGguZ2pkZ3hzOAByITFMWm9XQlFKZi1uQUdORDRwa1E3YWo2dnBKcno4b2lQNQ==</go:docsCustomData>
-</go:gDocsCustomXmlDataStorage>
-</file>
-
-<file path=customXml/itemProps1.xml><?xml version="1.0" encoding="utf-8"?>
-<ds:datastoreItem xmlns:ds="http://schemas.openxmlformats.org/officeDocument/2006/customXml" ds:itemID="{11111111-1234-1234-1234-123412341234}">
-  <ds:schemaRefs>
-    <ds:schemaRef ds:uri="http://customooxmlschemas.google.com/"/>
-    <ds:schemaRef ds:uri="http://schemas.openxmlformats.org/officeDocument/2006/relationships"/>
-  </ds:schemaRefs>
-</ds:datastoreItem>
+<file path=./word/webSettings.xml><?xml version="1.0" encoding="utf-8"?>
+<w:webSettings xmlns:mc="http://schemas.openxmlformats.org/markup-compatibility/2006" xmlns:r="http://schemas.openxmlformats.org/officeDocument/2006/relationships" xmlns:w="http://schemas.openxmlformats.org/wordprocessingml/2006/main" xmlns:w14="http://schemas.microsoft.com/office/word/2010/wordml" xmlns:w15="http://schemas.microsoft.com/office/word/2012/wordml" xmlns:w16cex="http://schemas.microsoft.com/office/word/2018/wordml/cex" xmlns:w16="http://schemas.microsoft.com/office/word/2018/wordml" xmlns:w16du="http://schemas.microsoft.com/office/word/2023/wordml/word16du" xmlns:w16sdtdh="http://schemas.microsoft.com/office/word/2020/wordml/sdtdatahash" xmlns:w16se="http://schemas.microsoft.com/office/word/2015/wordml/symex">
+  <w:relyOnVML/>
+  <w:allowPNG/>
+</w:webSettings>
 </file>
--- a/skills/phong-ktda/assets/thu-moi-bao-gia-dich-vu.docx
+++ b/skills/phong-ktda/assets/thu-moi-bao-gia-dich-vu.docx
@@ -35,7 +35,7 @@
                 <w:sz w:val="26"/>
                 <w:szCs w:val="26"/>
               </w:rPr>
-              <w:t>SỞ Y TẾ PHÚ THỌ</w:t>
+              <w:t xml:space="preserve">SỞ Y TẾ PHÚ THỌ</w:t>
             </w:r>
           </w:p>
           <w:p>
@@ -164,7 +164,7 @@
                 <w:sz w:val="26"/>
                 <w:szCs w:val="26"/>
               </w:rPr>
-              <w:t>CỘNG HOÀ XÃ HỘI CHỦ NGHĨA VIỆT NAM</w:t>
+              <w:t xml:space="preserve">CỘNG HOÀ XÃ HỘI CHỦ NGHĨA VIỆT NAM</w:t>
             </w:r>
           </w:p>
           <w:p>
@@ -184,7 +184,7 @@
                 <w:sz w:val="26"/>
                 <w:szCs w:val="26"/>
               </w:rPr>
-              <w:t>Độc lập - Tự do - Hạnh phúc</w:t>
+              <w:t xml:space="preserve">Độc lập - Tự do - Hạnh phúc</w:t>
             </w:r>
           </w:p>
           <w:p>
@@ -296,7 +296,7 @@
                 <w:sz w:val="26"/>
                 <w:szCs w:val="26"/>
               </w:rPr>
-              <w:t>Phú Thọ, ngày</w:t>
+              <w:t xml:space="preserve">Phú Thọ, ngày</w:t>
             </w:r>
             <w:r>
               <w:rPr>
@@ -314,7 +314,7 @@
                 <w:sz w:val="26"/>
                 <w:szCs w:val="26"/>
               </w:rPr>
-              <w:t>___</w:t>
+              <w:t xml:space="preserve">___</w:t>
             </w:r>
             <w:r>
               <w:rPr>
@@ -341,7 +341,7 @@
                 <w:sz w:val="26"/>
                 <w:szCs w:val="26"/>
               </w:rPr>
-              <w:t>___</w:t>
+              <w:t xml:space="preserve">___</w:t>
             </w:r>
             <w:r>
               <w:rPr>
@@ -368,7 +368,7 @@
                 <w:sz w:val="26"/>
                 <w:szCs w:val="26"/>
               </w:rPr>
-              <w:t>___</w:t>
+              <w:t xml:space="preserve">___</w:t>
             </w:r>
           </w:p>
         </w:tc>
@@ -403,7 +403,7 @@
           <w:sz w:val="28"/>
           <w:szCs w:val="28"/>
         </w:rPr>
-        <w:t>YÊU CẦU BÁO GIÁ</w:t>
+        <w:t xml:space="preserve">YÊU CẦU BÁO GIÁ</w:t>
       </w:r>
     </w:p>
     <w:p>
@@ -439,7 +439,7 @@
           <w:sz w:val="28"/>
           <w:szCs w:val="28"/>
         </w:rPr>
-        <w:t>Kính gửi: Quý các đơn vị nhà thầu</w:t>
+        <w:t xml:space="preserve">Kính gửi: Quý các đơn vị nhà thầu</w:t>
       </w:r>
     </w:p>
     <w:p>
@@ -495,15 +495,15 @@
           <w:sz w:val="28"/>
           <w:szCs w:val="28"/>
         </w:rPr>
-        <w:t>gói thầu: _________________</w:t>
-      </w:r>
-      <w:r>
-        <w:rPr>
-          <w:color w:val="000000" w:themeColor="text1"/>
-          <w:sz w:val="28"/>
-          <w:szCs w:val="28"/>
-        </w:rPr>
-        <w:t>, với các nội dung cụ thể sau:</w:t>
+        <w:t xml:space="preserve">gói thầu: _________________</w:t>
+      </w:r>
+      <w:r>
+        <w:rPr>
+          <w:color w:val="000000" w:themeColor="text1"/>
+          <w:sz w:val="28"/>
+          <w:szCs w:val="28"/>
+        </w:rPr>
+        <w:t xml:space="preserve">, với các nội dung cụ thể sau:</w:t>
       </w:r>
     </w:p>
     <w:p>
@@ -543,7 +543,7 @@
           <w:sz w:val="28"/>
           <w:szCs w:val="28"/>
         </w:rPr>
-        <w:t>I. THÔNG TIN CỦA ĐƠN VỊ YÊU CẦU BÁO</w:t>
+        <w:t xml:space="preserve">I. THÔNG TIN CỦA ĐƠN VỊ YÊU CẦU BÁO</w:t>
       </w:r>
       <w:r>
         <w:rPr>
@@ -560,7 +560,7 @@
           <w:sz w:val="28"/>
           <w:szCs w:val="28"/>
         </w:rPr>
-        <w:t>GIÁ</w:t>
+        <w:t xml:space="preserve">GIÁ</w:t>
       </w:r>
     </w:p>
     <w:p>
@@ -587,7 +587,7 @@
           <w:sz w:val="28"/>
           <w:szCs w:val="28"/>
         </w:rPr>
-        <w:t>1. Đơn vị yêu cầu báo giá:</w:t>
+        <w:t xml:space="preserve">1. Đơn vị yêu cầu báo giá:</w:t>
       </w:r>
       <w:r>
         <w:rPr>
@@ -608,7 +608,7 @@
           <w:sz w:val="28"/>
           <w:szCs w:val="28"/>
         </w:rPr>
-        <w:t>.</w:t>
+        <w:t xml:space="preserve">.</w:t>
       </w:r>
     </w:p>
     <w:p>
@@ -662,7 +662,7 @@
           <w:sz w:val="28"/>
           <w:szCs w:val="28"/>
         </w:rPr>
-        <w:t>Đ/c ___________; Chức vụ: Trưởng phòng __________; Số điện thoại: _________</w:t>
+        <w:t xml:space="preserve">Đ/c ___________; Chức vụ: Trưởng phòng __________; Số điện thoại: _________</w:t>
       </w:r>
       <w:r>
         <w:rPr>
@@ -672,7 +672,7 @@
           <w:sz w:val="28"/>
           <w:szCs w:val="28"/>
         </w:rPr>
-        <w:t>.</w:t>
+        <w:t xml:space="preserve">.</w:t>
       </w:r>
     </w:p>
     <w:p>
@@ -699,7 +699,7 @@
           <w:sz w:val="28"/>
           <w:szCs w:val="28"/>
         </w:rPr>
-        <w:t>3. Cách thức tiếp nhận báo giá:</w:t>
+        <w:t xml:space="preserve">3. Cách thức tiếp nhận báo giá:</w:t>
       </w:r>
     </w:p>
     <w:p>
@@ -749,7 +749,7 @@
           <w:sz w:val="28"/>
           <w:szCs w:val="28"/>
         </w:rPr>
-        <w:t>Phòng _______, Tầng _____, Nhà ________</w:t>
+        <w:t xml:space="preserve">Phòng _______, Tầng _____, Nhà ________</w:t>
       </w:r>
       <w:r>
         <w:rPr>
@@ -771,7 +771,7 @@
           <w:sz w:val="28"/>
           <w:szCs w:val="28"/>
         </w:rPr>
-        <w:t>(Đường Nguyễn Tất Thành, phường Việt Trì, tỉnh Phú Thọ).</w:t>
+        <w:t xml:space="preserve">(Đường Nguyễn Tất Thành, phường Việt Trì, tỉnh Phú Thọ).</w:t>
       </w:r>
     </w:p>
     <w:p>
@@ -801,7 +801,7 @@
           <w:sz w:val="28"/>
           <w:szCs w:val="28"/>
         </w:rPr>
-        <w:t>-</w:t>
+        <w:t xml:space="preserve">-</w:t>
       </w:r>
       <w:r>
         <w:rPr>
@@ -822,7 +822,7 @@
           <w:sz w:val="28"/>
           <w:szCs w:val="28"/>
         </w:rPr>
-        <w:t>Nhận qua email: bvdktinhpt@gmail.com.</w:t>
+        <w:t xml:space="preserve">Nhận qua email: bvdktinhpt@gmail.com.</w:t>
       </w:r>
     </w:p>
     <w:p>
@@ -859,7 +859,7 @@
           <w:sz w:val="28"/>
           <w:szCs w:val="28"/>
         </w:rPr>
-        <w:t>Thời hạn tiếp nhận báo giá:</w:t>
+        <w:t xml:space="preserve">Thời hạn tiếp nhận báo giá:</w:t>
       </w:r>
       <w:r>
         <w:rPr>
@@ -885,7 +885,7 @@
           <w:szCs w:val="28"/>
           <w:lang w:val="en-US"/>
         </w:rPr>
-        <w:t>___/___/___</w:t>
+        <w:t xml:space="preserve">___/___/___</w:t>
       </w:r>
       <w:r>
         <w:rPr>
@@ -911,7 +911,7 @@
           <w:szCs w:val="28"/>
           <w:lang w:val="en-US"/>
         </w:rPr>
-        <w:t>16h30’</w:t>
+        <w:t xml:space="preserve">16h30’</w:t>
       </w:r>
       <w:r>
         <w:rPr>
@@ -928,7 +928,7 @@
           <w:szCs w:val="28"/>
           <w:lang w:val="en-US"/>
         </w:rPr>
-        <w:t>___/___/___</w:t>
+        <w:t xml:space="preserve">___/___/___</w:t>
       </w:r>
       <w:r>
         <w:rPr>
@@ -947,7 +947,7 @@
           <w:szCs w:val="28"/>
           <w:highlight w:val="yellow"/>
         </w:rPr>
-        <w:t>[Thời gian mời báo giá tối thiểu 05 ngày làm việc]</w:t>
+        <w:t xml:space="preserve">[Thời gian mời báo giá tối thiểu 05 ngày làm việc]</w:t>
       </w:r>
     </w:p>
     <w:p>
@@ -980,7 +980,7 @@
           <w:sz w:val="28"/>
           <w:szCs w:val="28"/>
         </w:rPr>
-        <w:t>Các báo giá nhận được sau thời điểm nêu trên sẽ không được xem</w:t>
+        <w:t xml:space="preserve">Các báo giá nhận được sau thời điểm nêu trên sẽ không được xem</w:t>
       </w:r>
       <w:r>
         <w:rPr>
@@ -997,7 +997,7 @@
           <w:sz w:val="28"/>
           <w:szCs w:val="28"/>
         </w:rPr>
-        <w:t>xét.</w:t>
+        <w:t xml:space="preserve">xét.</w:t>
       </w:r>
     </w:p>
     <w:p>
@@ -1034,7 +1034,7 @@
           <w:sz w:val="28"/>
           <w:szCs w:val="28"/>
         </w:rPr>
-        <w:t>Thời hạn có hiệu lực của báo giá:</w:t>
+        <w:t xml:space="preserve">Thời hạn có hiệu lực của báo giá:</w:t>
       </w:r>
       <w:r>
         <w:rPr>
@@ -1051,15 +1051,15 @@
           <w:sz w:val="28"/>
           <w:szCs w:val="28"/>
         </w:rPr>
-        <w:t>Tối thiểu 30 ngày kể từ ngày phát hành báo giá</w:t>
-      </w:r>
-      <w:r>
-        <w:rPr>
-          <w:color w:val="000000" w:themeColor="text1"/>
-          <w:sz w:val="28"/>
-          <w:szCs w:val="28"/>
-        </w:rPr>
-        <w:t>.</w:t>
+        <w:t xml:space="preserve">Tối thiểu 30 ngày kể từ ngày phát hành báo giá</w:t>
+      </w:r>
+      <w:r>
+        <w:rPr>
+          <w:color w:val="000000" w:themeColor="text1"/>
+          <w:sz w:val="28"/>
+          <w:szCs w:val="28"/>
+        </w:rPr>
+        <w:t xml:space="preserve">.</w:t>
       </w:r>
     </w:p>
     <w:p>
@@ -1083,7 +1083,7 @@
           <w:sz w:val="28"/>
           <w:szCs w:val="28"/>
         </w:rPr>
-        <w:t>6. Hồ sơ báo giá bao gồm:</w:t>
+        <w:t xml:space="preserve">6. Hồ sơ báo giá bao gồm:</w:t>
       </w:r>
     </w:p>
     <w:p>
@@ -1119,7 +1119,7 @@
           <w:sz w:val="28"/>
           <w:szCs w:val="28"/>
         </w:rPr>
-        <w:t>Bảng báo giá</w:t>
+        <w:t xml:space="preserve">Bảng báo giá</w:t>
       </w:r>
       <w:r>
         <w:rPr>
@@ -1143,7 +1143,7 @@
           <w:szCs w:val="28"/>
           <w:lang w:val="en-US"/>
         </w:rPr>
-        <w:t>(Nhà thầu chào giá theo biểu mẫu tại Phụ lục 02 đính kèm)</w:t>
+        <w:t xml:space="preserve">(Nhà thầu chào giá theo biểu mẫu tại Phụ lục 02 đính kèm)</w:t>
       </w:r>
       <w:r>
         <w:rPr>
@@ -1154,7 +1154,7 @@
           <w:szCs w:val="28"/>
           <w:lang w:val="en-US"/>
         </w:rPr>
-        <w:t>;</w:t>
+        <w:t xml:space="preserve">;</w:t>
       </w:r>
     </w:p>
     <w:p>
@@ -1187,7 +1187,7 @@
           <w:sz w:val="28"/>
           <w:szCs w:val="28"/>
         </w:rPr>
-        <w:t>Bản sao Giấy chứng nhận đăng kí doanh nghiệp</w:t>
+        <w:t xml:space="preserve">Bản sao Giấy chứng nhận đăng kí doanh nghiệp</w:t>
       </w:r>
       <w:r>
         <w:rPr>
@@ -1208,7 +1208,7 @@
           <w:highlight w:val="yellow"/>
           <w:lang w:val="en-US"/>
         </w:rPr>
-        <w:t>[hoặc Giấy chứng nhận đăng kí hộ kinh doanh]</w:t>
+        <w:t xml:space="preserve">[hoặc Giấy chứng nhận đăng kí hộ kinh doanh]</w:t>
       </w:r>
       <w:r>
         <w:rPr>
@@ -1217,7 +1217,7 @@
           <w:sz w:val="28"/>
           <w:szCs w:val="28"/>
         </w:rPr>
-        <w:t>;</w:t>
+        <w:t xml:space="preserve">;</w:t>
       </w:r>
     </w:p>
     <w:p>
@@ -1240,7 +1240,7 @@
           <w:sz w:val="28"/>
           <w:szCs w:val="28"/>
         </w:rPr>
-        <w:t>II. NỘI DUNG YÊU CẦU BÁO</w:t>
+        <w:t xml:space="preserve">II. NỘI DUNG YÊU CẦU BÁO</w:t>
       </w:r>
       <w:r>
         <w:rPr>
@@ -1259,7 +1259,7 @@
           <w:sz w:val="28"/>
           <w:szCs w:val="28"/>
         </w:rPr>
-        <w:t>GIÁ</w:t>
+        <w:t xml:space="preserve">GIÁ</w:t>
       </w:r>
     </w:p>
     <w:p>
@@ -1313,7 +1313,7 @@
           <w:szCs w:val="28"/>
           <w:highlight w:val="yellow"/>
         </w:rPr>
-        <w:t>[</w:t>
+        <w:t xml:space="preserve">[</w:t>
       </w:r>
       <w:r>
         <w:rPr>
@@ -1323,7 +1323,7 @@
           <w:szCs w:val="28"/>
           <w:highlight w:val="yellow"/>
         </w:rPr>
-        <w:t>hoặc dịch vụ</w:t>
+        <w:t xml:space="preserve">hoặc dịch vụ</w:t>
       </w:r>
       <w:r>
         <w:rPr>
@@ -1333,7 +1333,7 @@
           <w:szCs w:val="28"/>
           <w:highlight w:val="yellow"/>
         </w:rPr>
-        <w:t>]</w:t>
+        <w:t xml:space="preserve">]</w:t>
       </w:r>
       <w:r>
         <w:rPr>
@@ -1378,7 +1378,7 @@
           <w:szCs w:val="28"/>
           <w:highlight w:val="yellow"/>
         </w:rPr>
-        <w:t>[hoặc dịch vụ]</w:t>
+        <w:t xml:space="preserve">[hoặc dịch vụ]</w:t>
       </w:r>
       <w:r>
         <w:rPr>
@@ -1428,7 +1428,7 @@
           <w:sz w:val="28"/>
           <w:szCs w:val="28"/>
         </w:rPr>
-        <w:t>2. Địa điểm cung cấp</w:t>
+        <w:t xml:space="preserve">2. Địa điểm cung cấp</w:t>
       </w:r>
       <w:r>
         <w:rPr>
@@ -1474,7 +1474,7 @@
           <w:szCs w:val="28"/>
           <w:highlight w:val="yellow"/>
         </w:rPr>
-        <w:t>dịch vụ</w:t>
+        <w:t xml:space="preserve">dịch vụ</w:t>
       </w:r>
       <w:r>
         <w:rPr>
@@ -1486,7 +1486,7 @@
           <w:szCs w:val="28"/>
           <w:highlight w:val="yellow"/>
         </w:rPr>
-        <w:t>]</w:t>
+        <w:t xml:space="preserve">]</w:t>
       </w:r>
       <w:r>
         <w:rPr>
@@ -1506,7 +1506,7 @@
           <w:sz w:val="28"/>
           <w:szCs w:val="28"/>
         </w:rPr>
-        <w:t>Tại Bệnh viện Đa khoa tỉnh Phú Thọ.</w:t>
+        <w:t xml:space="preserve">Tại Bệnh viện Đa khoa tỉnh Phú Thọ.</w:t>
       </w:r>
     </w:p>
     <w:p>
@@ -1531,7 +1531,7 @@
           <w:szCs w:val="28"/>
         </w:rPr>
         <w:lastRenderedPageBreak/>
-        <w:t>3</w:t>
+        <w:t xml:space="preserve">3</w:t>
       </w:r>
       <w:r>
         <w:rPr>
@@ -1552,7 +1552,7 @@
           <w:sz w:val="28"/>
           <w:szCs w:val="28"/>
         </w:rPr>
-        <w:t>Dự kiến về thời gian</w:t>
+        <w:t xml:space="preserve">Dự kiến về thời gian</w:t>
       </w:r>
       <w:r>
         <w:rPr>
@@ -1594,7 +1594,7 @@
           <w:szCs w:val="28"/>
           <w:highlight w:val="yellow"/>
         </w:rPr>
-        <w:t>hoàn thành dịch vụ</w:t>
+        <w:t xml:space="preserve">hoàn thành dịch vụ</w:t>
       </w:r>
       <w:r>
         <w:rPr>
@@ -1605,7 +1605,7 @@
           <w:szCs w:val="28"/>
           <w:highlight w:val="yellow"/>
         </w:rPr>
-        <w:t>]</w:t>
+        <w:t xml:space="preserve">]</w:t>
       </w:r>
       <w:r>
         <w:rPr>
@@ -1615,7 +1615,7 @@
           <w:sz w:val="28"/>
           <w:szCs w:val="28"/>
         </w:rPr>
-        <w:t>:</w:t>
+        <w:t xml:space="preserve">:</w:t>
       </w:r>
       <w:r>
         <w:rPr>
@@ -1631,7 +1631,7 @@
           <w:sz w:val="28"/>
           <w:szCs w:val="28"/>
         </w:rPr>
-        <w:t>Trong vòng _______</w:t>
+        <w:t xml:space="preserve">Trong vòng _______</w:t>
       </w:r>
       <w:r>
         <w:rPr>
@@ -1647,7 +1647,7 @@
           <w:sz w:val="28"/>
           <w:szCs w:val="28"/>
         </w:rPr>
-        <w:t>ngày</w:t>
+        <w:t xml:space="preserve">ngày</w:t>
       </w:r>
       <w:r>
         <w:rPr>
@@ -1664,7 +1664,7 @@
           <w:szCs w:val="28"/>
           <w:highlight w:val="yellow"/>
         </w:rPr>
-        <w:t>[hoặc tháng hoặc năm]</w:t>
+        <w:t xml:space="preserve">[hoặc tháng hoặc năm]</w:t>
       </w:r>
       <w:r>
         <w:rPr>
@@ -1695,7 +1695,7 @@
           <w:sz w:val="28"/>
           <w:szCs w:val="28"/>
         </w:rPr>
-        <w:t>4. Dự kiến về các điều khoản tạm ứng, thanh toán hợp đồng:</w:t>
+        <w:t xml:space="preserve">4. Dự kiến về các điều khoản tạm ứng, thanh toán hợp đồng:</w:t>
       </w:r>
       <w:r>
         <w:rPr>
@@ -1733,7 +1733,7 @@
           <w:sz w:val="28"/>
           <w:szCs w:val="28"/>
         </w:rPr>
-        <w:t>Giá của báo giá phải bao gồm tất cả các loại thuế, phí, lệ phí và các chi phí liên quan khác, bao gồm cả chi phí vận chuyển và lắp đặt (nếu có).</w:t>
+        <w:t xml:space="preserve">Giá của báo giá phải bao gồm tất cả các loại thuế, phí, lệ phí và các chi phí liên quan khác, bao gồm cả chi phí vận chuyển và lắp đặt (nếu có).</w:t>
       </w:r>
     </w:p>
     <w:p>
@@ -1758,7 +1758,7 @@
           <w:szCs w:val="28"/>
           <w:highlight w:val="yellow"/>
         </w:rPr>
-        <w:t>[Các đơn vị có thể nêu thêm yêu cầu khác nếu có]</w:t>
+        <w:t xml:space="preserve">[Các đơn vị có thể nêu thêm yêu cầu khác nếu có]</w:t>
       </w:r>
     </w:p>
     <w:p>
@@ -1822,7 +1822,7 @@
                 <w:szCs w:val="24"/>
                 <w:lang w:val="en-US"/>
               </w:rPr>
-              <w:t>Nơi nhận:</w:t>
+              <w:t xml:space="preserve">Nơi nhận:</w:t>
             </w:r>
           </w:p>
           <w:p>
@@ -1847,7 +1847,7 @@
                 <w:color w:val="000000" w:themeColor="text1"/>
                 <w:lang w:val="en-US"/>
               </w:rPr>
-              <w:t>- Như kính gửi;</w:t>
+              <w:t xml:space="preserve">- Như kính gửi;</w:t>
             </w:r>
           </w:p>
           <w:p>
@@ -1880,7 +1880,7 @@
                 <w:color w:val="FF0000"/>
                 <w:lang w:val="en-US"/>
               </w:rPr>
-              <w:t>________</w:t>
+              <w:t xml:space="preserve">________</w:t>
             </w:r>
           </w:p>
         </w:tc>
@@ -1911,7 +1911,7 @@
                 <w:szCs w:val="28"/>
                 <w:lang w:val="en-US"/>
               </w:rPr>
-              <w:t>GIÁM ĐỐC</w:t>
+              <w:t xml:space="preserve">GIÁM ĐỐC</w:t>
             </w:r>
           </w:p>
           <w:p>
@@ -1980,7 +1980,7 @@
                 <w:sz w:val="28"/>
                 <w:szCs w:val="28"/>
               </w:rPr>
-              <w:t>Lê Đình Thanh Sơn</w:t>
+              <w:t xml:space="preserve">Lê Đình Thanh Sơn</w:t>
             </w:r>
           </w:p>
         </w:tc>
@@ -2020,7 +2020,7 @@
           <w:szCs w:val="26"/>
         </w:rPr>
         <w:lastRenderedPageBreak/>
-        <w:t>PHỤ LỤC</w:t>
+        <w:t xml:space="preserve">PHỤ LỤC</w:t>
       </w:r>
       <w:r>
         <w:rPr>
@@ -2056,7 +2056,7 @@
           <w:sz w:val="26"/>
           <w:szCs w:val="26"/>
         </w:rPr>
-        <w:t>THỰC HIỆN</w:t>
+        <w:t xml:space="preserve">THỰC HIỆN</w:t>
       </w:r>
     </w:p>
     <w:p>
@@ -2087,7 +2087,7 @@
           <w:sz w:val="26"/>
           <w:szCs w:val="26"/>
         </w:rPr>
-        <w:t>Yêu cầu</w:t>
+        <w:t xml:space="preserve">Yêu cầu</w:t>
       </w:r>
       <w:r>
         <w:rPr>
@@ -2106,7 +2106,7 @@
           <w:sz w:val="26"/>
           <w:szCs w:val="26"/>
         </w:rPr>
-        <w:t>___</w:t>
+        <w:t xml:space="preserve">___</w:t>
       </w:r>
       <w:r>
         <w:rPr>
@@ -2116,7 +2116,7 @@
           <w:sz w:val="26"/>
           <w:szCs w:val="26"/>
         </w:rPr>
-        <w:t>/</w:t>
+        <w:t xml:space="preserve">/</w:t>
       </w:r>
       <w:r>
         <w:rPr>
@@ -2126,7 +2126,7 @@
           <w:sz w:val="26"/>
           <w:szCs w:val="26"/>
         </w:rPr>
-        <w:t>___</w:t>
+        <w:t xml:space="preserve">___</w:t>
       </w:r>
       <w:r>
         <w:rPr>
@@ -2136,7 +2136,7 @@
           <w:sz w:val="26"/>
           <w:szCs w:val="26"/>
         </w:rPr>
-        <w:t>/</w:t>
+        <w:t xml:space="preserve">/</w:t>
       </w:r>
       <w:r>
         <w:rPr>
@@ -2146,7 +2146,7 @@
           <w:sz w:val="26"/>
           <w:szCs w:val="26"/>
         </w:rPr>
-        <w:t>___</w:t>
+        <w:t xml:space="preserve">___</w:t>
       </w:r>
       <w:r>
         <w:rPr>
@@ -2164,7 +2164,7 @@
           <w:sz w:val="26"/>
           <w:szCs w:val="26"/>
         </w:rPr>
-        <w:t>Đ</w:t>
+        <w:t xml:space="preserve">Đ</w:t>
       </w:r>
       <w:r>
         <w:rPr>
@@ -2173,7 +2173,7 @@
           <w:sz w:val="26"/>
           <w:szCs w:val="26"/>
         </w:rPr>
-        <w:t>a khoa tỉnh Phú Thọ)</w:t>
+        <w:t xml:space="preserve">a khoa tỉnh Phú Thọ)</w:t>
       </w:r>
     </w:p>
     <w:p>
@@ -2237,7 +2237,7 @@
                 <w:b/>
                 <w:bCs/>
               </w:rPr>
-              <w:t>STT</w:t>
+              <w:t xml:space="preserve">STT</w:t>
             </w:r>
           </w:p>
         </w:tc>
@@ -2268,7 +2268,7 @@
                 <w:b/>
                 <w:bCs/>
               </w:rPr>
-              <w:t>sách</w:t>
+              <w:t xml:space="preserve">sách</w:t>
             </w:r>
             <w:r>
               <w:rPr>
@@ -2283,7 +2283,7 @@
                 <w:bCs/>
                 <w:color w:val="FF0000"/>
               </w:rPr>
-              <w:t>hàng hoá</w:t>
+              <w:t xml:space="preserve">hàng hoá</w:t>
             </w:r>
             <w:r>
               <w:rPr>
@@ -2299,7 +2299,7 @@
                 <w:color w:val="FF0000"/>
                 <w:highlight w:val="yellow"/>
               </w:rPr>
-              <w:t>[</w:t>
+              <w:t xml:space="preserve">[</w:t>
             </w:r>
             <w:r>
               <w:rPr>
@@ -2307,7 +2307,7 @@
                 <w:color w:val="FF0000"/>
                 <w:highlight w:val="yellow"/>
               </w:rPr>
-              <w:t>hoặc dịch vụ</w:t>
+              <w:t xml:space="preserve">hoặc dịch vụ</w:t>
             </w:r>
             <w:r>
               <w:rPr>
@@ -2315,7 +2315,7 @@
                 <w:color w:val="FF0000"/>
                 <w:highlight w:val="yellow"/>
               </w:rPr>
-              <w:t>]</w:t>
+              <w:t xml:space="preserve">]</w:t>
             </w:r>
           </w:p>
         </w:tc>
@@ -2351,7 +2351,7 @@
                 <w:color w:val="FF0000"/>
                 <w:highlight w:val="yellow"/>
               </w:rPr>
-              <w:t>[hoặc dịch vụ]</w:t>
+              <w:t xml:space="preserve">[hoặc dịch vụ]</w:t>
             </w:r>
           </w:p>
         </w:tc>
@@ -2377,7 +2377,7 @@
                 <w:b/>
                 <w:bCs/>
               </w:rPr>
-              <w:t>Đơn vị tính</w:t>
+              <w:t xml:space="preserve">Đơn vị tính</w:t>
             </w:r>
           </w:p>
         </w:tc>
@@ -2401,7 +2401,7 @@
                 <w:b/>
                 <w:bCs/>
               </w:rPr>
-              <w:t>Số lượng</w:t>
+              <w:t xml:space="preserve">Số lượng</w:t>
             </w:r>
           </w:p>
         </w:tc>
@@ -2429,7 +2429,7 @@
               <w:rPr>
                 <w:color w:val="000000"/>
               </w:rPr>
-              <w:t>1</w:t>
+              <w:t xml:space="preserve">1</w:t>
             </w:r>
           </w:p>
         </w:tc>
@@ -2450,7 +2450,7 @@
               <w:rPr>
                 <w:color w:val="FF0000"/>
               </w:rPr>
-              <w:t>________</w:t>
+              <w:t xml:space="preserve">________</w:t>
             </w:r>
           </w:p>
         </w:tc>
@@ -2523,7 +2523,7 @@
               <w:rPr>
                 <w:color w:val="000000"/>
               </w:rPr>
-              <w:t>2</w:t>
+              <w:t xml:space="preserve">2</w:t>
             </w:r>
           </w:p>
         </w:tc>
@@ -2544,7 +2544,7 @@
               <w:rPr>
                 <w:color w:val="FF0000"/>
               </w:rPr>
-              <w:t>________</w:t>
+              <w:t xml:space="preserve">________</w:t>
             </w:r>
           </w:p>
         </w:tc>
@@ -2982,7 +2982,7 @@
           <w:szCs w:val="26"/>
         </w:rPr>
         <w:lastRenderedPageBreak/>
-        <w:t>PHỤ LỤC 02: BIỂU MẪU BÁO GIÁ</w:t>
+        <w:t xml:space="preserve">PHỤ LỤC 02: BIỂU MẪU BÁO GIÁ</w:t>
       </w:r>
     </w:p>
     <w:p>
@@ -3013,7 +3013,7 @@
           <w:sz w:val="26"/>
           <w:szCs w:val="26"/>
         </w:rPr>
-        <w:t>___/___/___</w:t>
+        <w:t xml:space="preserve">___/___/___</w:t>
       </w:r>
       <w:r>
         <w:rPr>
@@ -3052,7 +3052,7 @@
           <w:color w:val="FF0000"/>
           <w:lang w:eastAsia="zh-CN"/>
         </w:rPr>
-        <w:t>CÔNG TY __________________</w:t>
+        <w:t xml:space="preserve">CÔNG TY __________________</w:t>
       </w:r>
       <w:r>
         <w:rPr>
@@ -3060,7 +3060,7 @@
           <w:color w:val="FF0000"/>
           <w:lang w:eastAsia="zh-CN"/>
         </w:rPr>
-        <w:t>_</w:t>
+        <w:t xml:space="preserve">_</w:t>
       </w:r>
     </w:p>
     <w:p>
@@ -3079,7 +3079,7 @@
           <w:color w:val="FF0000"/>
           <w:lang w:eastAsia="zh-CN"/>
         </w:rPr>
-        <w:t>Địa chỉ:</w:t>
+        <w:t xml:space="preserve">Địa chỉ:</w:t>
       </w:r>
       <w:r>
         <w:rPr>
@@ -3106,7 +3106,7 @@
           <w:color w:val="FF0000"/>
           <w:lang w:eastAsia="zh-CN"/>
         </w:rPr>
-        <w:t>Mã số thuế:</w:t>
+        <w:t xml:space="preserve">Mã số thuế:</w:t>
       </w:r>
       <w:r>
         <w:rPr>
@@ -3122,7 +3122,7 @@
           <w:color w:val="FF0000"/>
           <w:lang w:val="nl-NL"/>
         </w:rPr>
-        <w:t>__________________.</w:t>
+        <w:t xml:space="preserve">__________________.</w:t>
       </w:r>
     </w:p>
     <w:p>
@@ -3160,7 +3160,7 @@
           <w:szCs w:val="26"/>
           <w:lang w:eastAsia="zh-CN"/>
         </w:rPr>
-        <w:t>____, ngày ___ tháng ___ năm ___</w:t>
+        <w:t xml:space="preserve">____, ngày ___ tháng ___ năm ___</w:t>
       </w:r>
     </w:p>
     <w:p>
@@ -3214,7 +3214,7 @@
           <w:highlight w:val="yellow"/>
           <w:lang w:eastAsia="zh-CN"/>
         </w:rPr>
-        <w:t>[HOẶC DỊCH VỤ]</w:t>
+        <w:t xml:space="preserve">[HOẶC DỊCH VỤ]</w:t>
       </w:r>
     </w:p>
     <w:p>
@@ -3248,7 +3248,7 @@
           <w:u w:val="single"/>
           <w:lang w:eastAsia="zh-CN"/>
         </w:rPr>
-        <w:t>Kính gửi</w:t>
+        <w:t xml:space="preserve">Kính gửi</w:t>
       </w:r>
       <w:r>
         <w:rPr>
@@ -3258,7 +3258,7 @@
           <w:szCs w:val="28"/>
           <w:lang w:eastAsia="zh-CN"/>
         </w:rPr>
-        <w:t>:</w:t>
+        <w:t xml:space="preserve">:</w:t>
       </w:r>
       <w:r>
         <w:rPr>
@@ -3267,7 +3267,7 @@
           <w:szCs w:val="28"/>
           <w:lang w:eastAsia="zh-CN"/>
         </w:rPr>
-        <w:t xml:space="preserve">  </w:t>
+        <w:t xml:space="preserve"> </w:t>
       </w:r>
       <w:r>
         <w:rPr>
@@ -3275,7 +3275,7 @@
           <w:sz w:val="28"/>
           <w:szCs w:val="28"/>
         </w:rPr>
-        <w:t>BỆNH VIỆN ĐA KHOA TỈNH PHÚ THỌ</w:t>
+        <w:t xml:space="preserve">BỆNH VIỆN ĐA KHOA TỈNH PHÚ THỌ</w:t>
       </w:r>
     </w:p>
     <w:p>
@@ -3324,7 +3324,7 @@
           <w:sz w:val="26"/>
           <w:szCs w:val="26"/>
         </w:rPr>
-        <w:t>yêu cầu báo giá</w:t>
+        <w:t xml:space="preserve">yêu cầu báo giá</w:t>
       </w:r>
       <w:r>
         <w:rPr>
@@ -3383,7 +3383,7 @@
                 <w:b/>
                 <w:bCs/>
               </w:rPr>
-              <w:t>STT</w:t>
+              <w:t xml:space="preserve">STT</w:t>
             </w:r>
           </w:p>
         </w:tc>
@@ -3423,7 +3423,7 @@
                 <w:color w:val="FF0000"/>
                 <w:highlight w:val="yellow"/>
               </w:rPr>
-              <w:t>[</w:t>
+              <w:t xml:space="preserve">[</w:t>
             </w:r>
             <w:r>
               <w:rPr>
@@ -3431,7 +3431,7 @@
                 <w:color w:val="FF0000"/>
                 <w:highlight w:val="yellow"/>
               </w:rPr>
-              <w:t>hoặc dịch vụ</w:t>
+              <w:t xml:space="preserve">hoặc dịch vụ</w:t>
             </w:r>
             <w:r>
               <w:rPr>
@@ -3439,7 +3439,7 @@
                 <w:color w:val="FF0000"/>
                 <w:highlight w:val="yellow"/>
               </w:rPr>
-              <w:t>]</w:t>
+              <w:t xml:space="preserve">]</w:t>
             </w:r>
           </w:p>
         </w:tc>
@@ -3474,7 +3474,7 @@
                 <w:bCs/>
                 <w:color w:val="FF0000"/>
               </w:rPr>
-              <w:t>hàng hoá</w:t>
+              <w:t xml:space="preserve">hàng hoá</w:t>
             </w:r>
             <w:r>
               <w:rPr>
@@ -3491,7 +3491,7 @@
                 <w:color w:val="FF0000"/>
                 <w:highlight w:val="yellow"/>
               </w:rPr>
-              <w:t>[hoặc dịch vụ]</w:t>
+              <w:t xml:space="preserve">[hoặc dịch vụ]</w:t>
             </w:r>
           </w:p>
         </w:tc>
@@ -3517,7 +3517,7 @@
                 <w:b/>
                 <w:bCs/>
               </w:rPr>
-              <w:t>Đơn vị tính</w:t>
+              <w:t xml:space="preserve">Đơn vị tính</w:t>
             </w:r>
           </w:p>
         </w:tc>
@@ -3541,7 +3541,7 @@
                 <w:b/>
                 <w:bCs/>
               </w:rPr>
-              <w:t>Số lượng</w:t>
+              <w:t xml:space="preserve">Số lượng</w:t>
             </w:r>
           </w:p>
         </w:tc>
@@ -3567,7 +3567,7 @@
                 <w:bCs/>
                 <w:color w:val="000000"/>
               </w:rPr>
-              <w:t>Đơn giá</w:t>
+              <w:t xml:space="preserve">Đơn giá</w:t>
             </w:r>
           </w:p>
           <w:p>
@@ -3586,7 +3586,7 @@
                 <w:bCs/>
                 <w:color w:val="000000"/>
               </w:rPr>
-              <w:t>(Đã bao gồm thuế VAT) (đồng)</w:t>
+              <w:t xml:space="preserve">(Đã bao gồm thuế VAT) (đồng)</w:t>
             </w:r>
           </w:p>
         </w:tc>
@@ -3612,7 +3612,7 @@
                 <w:bCs/>
                 <w:color w:val="000000"/>
               </w:rPr>
-              <w:t>Thành tiền</w:t>
+              <w:t xml:space="preserve">Thành tiền</w:t>
             </w:r>
           </w:p>
           <w:p>
@@ -3631,7 +3631,7 @@
                 <w:bCs/>
                 <w:color w:val="000000"/>
               </w:rPr>
-              <w:t>(Đã bao gồm thuế VAT) (đồng)</w:t>
+              <w:t xml:space="preserve">(Đã bao gồm thuế VAT) (đồng)</w:t>
             </w:r>
           </w:p>
         </w:tc>
@@ -3659,7 +3659,7 @@
               <w:rPr>
                 <w:color w:val="000000"/>
               </w:rPr>
-              <w:t>1</w:t>
+              <w:t xml:space="preserve">1</w:t>
             </w:r>
           </w:p>
         </w:tc>
@@ -3680,7 +3680,7 @@
               <w:rPr>
                 <w:color w:val="FF0000"/>
               </w:rPr>
-              <w:t>________</w:t>
+              <w:t xml:space="preserve">________</w:t>
             </w:r>
           </w:p>
         </w:tc>
@@ -3775,7 +3775,7 @@
               <w:rPr>
                 <w:color w:val="000000"/>
               </w:rPr>
-              <w:t>2</w:t>
+              <w:t xml:space="preserve">2</w:t>
             </w:r>
           </w:p>
         </w:tc>
@@ -3796,7 +3796,7 @@
               <w:rPr>
                 <w:color w:val="FF0000"/>
               </w:rPr>
-              <w:t>________</w:t>
+              <w:t xml:space="preserve">________</w:t>
             </w:r>
           </w:p>
         </w:tc>
@@ -4098,7 +4098,7 @@
                 <w:bCs/>
                 <w:color w:val="000000" w:themeColor="text1"/>
               </w:rPr>
-              <w:t>TỔNG CỘNG</w:t>
+              <w:t xml:space="preserve">TỔNG CỘNG</w:t>
             </w:r>
           </w:p>
         </w:tc>
@@ -4116,7 +4116,7 @@
               <w:rPr>
                 <w:color w:val="FF0000"/>
               </w:rPr>
-              <w:t>____________</w:t>
+              <w:t xml:space="preserve">____________</w:t>
             </w:r>
           </w:p>
         </w:tc>
@@ -4142,7 +4142,7 @@
                 <w:iCs/>
                 <w:color w:val="FF0000"/>
               </w:rPr>
-              <w:t>(Bằng chữ: __________________________)</w:t>
+              <w:t xml:space="preserve">(Bằng chữ: __________________________)</w:t>
             </w:r>
           </w:p>
         </w:tc>
@@ -4190,7 +4190,7 @@
           <w:sz w:val="26"/>
           <w:szCs w:val="26"/>
         </w:rPr>
-        <w:t>bao gồm tất cả các loại thuế, phí, lệ phí và các chi phí liên quan khác (bao gồm cả chi phí vận chuyển và lắp đặt</w:t>
+        <w:t xml:space="preserve">bao gồm tất cả các loại thuế, phí, lệ phí và các chi phí liên quan khác (bao gồm cả chi phí vận chuyển và lắp đặt</w:t>
       </w:r>
       <w:r>
         <w:rPr>
@@ -4207,7 +4207,7 @@
           <w:sz w:val="26"/>
           <w:szCs w:val="26"/>
         </w:rPr>
-        <w:t>)</w:t>
+        <w:t xml:space="preserve">)</w:t>
       </w:r>
       <w:r>
         <w:rPr>
@@ -4216,7 +4216,7 @@
           <w:szCs w:val="26"/>
           <w:lang w:val="en-US"/>
         </w:rPr>
-        <w:t>)</w:t>
+        <w:t xml:space="preserve">)</w:t>
       </w:r>
       <w:r>
         <w:rPr>
@@ -4224,7 +4224,7 @@
           <w:sz w:val="26"/>
           <w:szCs w:val="26"/>
         </w:rPr>
-        <w:t>;</w:t>
+        <w:t xml:space="preserve">;</w:t>
       </w:r>
     </w:p>
     <w:p>
@@ -4248,7 +4248,7 @@
           <w:sz w:val="26"/>
           <w:szCs w:val="26"/>
         </w:rPr>
-        <w:t>Hiệu lực của báo giá: 30 ngày kể từ ngày phát hành báo giá.</w:t>
+        <w:t xml:space="preserve">Hiệu lực của báo giá: 30 ngày kể từ ngày phát hành báo giá.</w:t>
       </w:r>
     </w:p>
     <w:p>
@@ -4274,7 +4274,7 @@
           <w:sz w:val="26"/>
           <w:szCs w:val="26"/>
         </w:rPr>
-        <w:t>Chúng tôi cam kết:</w:t>
+        <w:t xml:space="preserve">Chúng tôi cam kết:</w:t>
       </w:r>
     </w:p>
     <w:p>
@@ -4297,7 +4297,7 @@
           <w:sz w:val="26"/>
           <w:szCs w:val="26"/>
         </w:rPr>
-        <w:t>Không đang trong quá trình thực hiện thủ tục giải thể hoặc bị thu hồi Giấy chứng nhận đăng ký doanh nghiệp hoặc Giấy chứng nhận đăng ký hộ kinh doanh hoặc các tài liệu tương đương khác; không thuộc trường hợp mất khả năng thanh toán theo quy định của pháp luật về doanh nghiệp.</w:t>
+        <w:t xml:space="preserve">Không đang trong quá trình thực hiện thủ tục giải thể hoặc bị thu hồi Giấy chứng nhận đăng ký doanh nghiệp hoặc Giấy chứng nhận đăng ký hộ kinh doanh hoặc các tài liệu tương đương khác; không thuộc trường hợp mất khả năng thanh toán theo quy định của pháp luật về doanh nghiệp.</w:t>
       </w:r>
     </w:p>
     <w:p>
@@ -4322,7 +4322,7 @@
           <w:szCs w:val="26"/>
           <w:lang w:val="en-US" w:eastAsia="zh-CN"/>
         </w:rPr>
-        <w:t>Chúng tôi</w:t>
+        <w:t xml:space="preserve">Chúng tôi</w:t>
       </w:r>
       <w:r>
         <w:rPr>
@@ -4340,7 +4340,7 @@
           <w:szCs w:val="26"/>
           <w:lang w:eastAsia="zh-CN"/>
         </w:rPr>
-        <w:t>cung cấp các</w:t>
+        <w:t xml:space="preserve">cung cấp các</w:t>
       </w:r>
       <w:r>
         <w:rPr>
@@ -4368,7 +4368,7 @@
           <w:highlight w:val="yellow"/>
           <w:lang w:val="en-US" w:eastAsia="zh-CN"/>
         </w:rPr>
-        <w:t>[hoặc</w:t>
+        <w:t xml:space="preserve">[hoặc</w:t>
       </w:r>
       <w:r>
         <w:rPr>
@@ -4398,7 +4398,7 @@
           <w:highlight w:val="yellow"/>
           <w:lang w:val="en-US" w:eastAsia="zh-CN"/>
         </w:rPr>
-        <w:t>dịch vụ</w:t>
+        <w:t xml:space="preserve">dịch vụ</w:t>
       </w:r>
       <w:r>
         <w:rPr>
@@ -4408,7 +4408,7 @@
           <w:highlight w:val="yellow"/>
           <w:lang w:val="en-US" w:eastAsia="zh-CN"/>
         </w:rPr>
-        <w:t>]</w:t>
+        <w:t xml:space="preserve">]</w:t>
       </w:r>
       <w:r>
         <w:rPr>
@@ -4432,7 +4432,7 @@
           <w:sz w:val="26"/>
           <w:szCs w:val="26"/>
         </w:rPr>
-        <w:t>các</w:t>
+        <w:t xml:space="preserve">các</w:t>
       </w:r>
       <w:r>
         <w:rPr>
@@ -4468,7 +4468,7 @@
           <w:highlight w:val="yellow"/>
           <w:lang w:val="en-US"/>
         </w:rPr>
-        <w:t>dịch vụ</w:t>
+        <w:t xml:space="preserve">dịch vụ</w:t>
       </w:r>
       <w:r>
         <w:rPr>
@@ -4478,7 +4478,7 @@
           <w:highlight w:val="yellow"/>
           <w:lang w:val="en-US"/>
         </w:rPr>
-        <w:t>]</w:t>
+        <w:t xml:space="preserve">]</w:t>
       </w:r>
       <w:r>
         <w:rPr>
@@ -4519,7 +4519,7 @@
           <w:highlight w:val="yellow"/>
           <w:lang w:val="en-US" w:eastAsia="zh-CN"/>
         </w:rPr>
-        <w:t>[hoặc d</w:t>
+        <w:t xml:space="preserve">[hoặc d</w:t>
       </w:r>
       <w:r>
         <w:rPr>
@@ -4529,7 +4529,7 @@
           <w:highlight w:val="yellow"/>
           <w:lang w:val="en-US" w:eastAsia="zh-CN"/>
         </w:rPr>
-        <w:t>ịch vụ</w:t>
+        <w:t xml:space="preserve">ịch vụ</w:t>
       </w:r>
       <w:r>
         <w:rPr>
@@ -4539,7 +4539,7 @@
           <w:highlight w:val="yellow"/>
           <w:lang w:val="en-US" w:eastAsia="zh-CN"/>
         </w:rPr>
-        <w:t>]</w:t>
+        <w:t xml:space="preserve">]</w:t>
       </w:r>
       <w:r>
         <w:rPr>
@@ -4579,7 +4579,7 @@
           <w:szCs w:val="26"/>
         </w:rPr>
         <w:lastRenderedPageBreak/>
-        <w:t>Những thông tin nêu trong báo giá là trung thực</w:t>
+        <w:t xml:space="preserve">Những thông tin nêu trong báo giá là trung thực</w:t>
       </w:r>
       <w:r>
         <w:rPr>
@@ -4587,7 +4587,7 @@
           <w:szCs w:val="26"/>
           <w:lang w:val="en-US"/>
         </w:rPr>
-        <w:t>.</w:t>
+        <w:t xml:space="preserve">.</w:t>
       </w:r>
     </w:p>
     <w:p>
@@ -4615,7 +4615,7 @@
           <w:sz w:val="26"/>
           <w:szCs w:val="26"/>
         </w:rPr>
-        <w:t>Công ty _____</w:t>
+        <w:t xml:space="preserve">Công ty _____</w:t>
       </w:r>
       <w:r>
         <w:rPr>
@@ -4623,7 +4623,7 @@
           <w:sz w:val="26"/>
           <w:szCs w:val="26"/>
         </w:rPr>
-        <w:t>___</w:t>
+        <w:t xml:space="preserve">___</w:t>
       </w:r>
       <w:r>
         <w:rPr>
@@ -4640,7 +4640,7 @@
           <w:szCs w:val="26"/>
           <w:lang w:val="fr-FR"/>
         </w:rPr>
-        <w:t>_________).</w:t>
+        <w:t xml:space="preserve">_________).</w:t>
       </w:r>
     </w:p>
     <w:p>
@@ -4719,7 +4719,7 @@
                 <w:sz w:val="26"/>
                 <w:szCs w:val="26"/>
               </w:rPr>
-              <w:t>HỢP PHÁP CỦA NHÀ CUNG CẤP</w:t>
+              <w:t xml:space="preserve">HỢP PHÁP CỦA NHÀ CUNG CẤP</w:t>
             </w:r>
           </w:p>
           <w:p>
@@ -4742,7 +4742,7 @@
                 <w:color w:val="FF0000"/>
                 <w:lang w:val="nl-NL"/>
               </w:rPr>
-              <w:t>[ghi tên, chức danh, ký tên và đóng dấu]</w:t>
+              <w:t xml:space="preserve">[ghi tên, chức danh, ký tên và đóng dấu]</w:t>
             </w:r>
           </w:p>
         </w:tc>
@@ -4866,7 +4866,7 @@
                 <w:sz w:val="26"/>
                 <w:szCs w:val="26"/>
               </w:rPr>
-              <w:t>_________________________</w:t>
+              <w:t xml:space="preserve">_________________________</w:t>
             </w:r>
           </w:p>
         </w:tc>
